--- a/Linux-Driver-Notes/linux驱动学习日志.docx
+++ b/Linux-Driver-Notes/linux驱动学习日志.docx
@@ -96,10 +96,10 @@
             <v:path o:extrusionok="f" gradientshapeok="t" o:connecttype="rect"/>
             <o:lock v:ext="edit" aspectratio="t"/>
           </v:shapetype>
-          <v:shape id="_x0000_i1026" type="#_x0000_t75" style="width:76.2pt;height:52.8pt" o:ole="">
+          <v:shape id="_x0000_i1025" type="#_x0000_t75" style="width:76.2pt;height:52.8pt" o:ole="">
             <v:imagedata r:id="rId4" o:title=""/>
           </v:shape>
-          <o:OLEObject Type="Embed" ProgID="Package" ShapeID="_x0000_i1026" DrawAspect="Icon" ObjectID="_1842531133" r:id="rId5"/>
+          <o:OLEObject Type="Embed" ProgID="Package" ShapeID="_x0000_i1025" DrawAspect="Icon" ObjectID="_1842710639" r:id="rId5"/>
         </w:object>
       </w:r>
       <w:r>
@@ -109,10 +109,10 @@
           <w:bCs/>
         </w:rPr>
         <w:object w:dxaOrig="1520" w:dyaOrig="1057" w14:anchorId="56A4E95C">
-          <v:shape id="_x0000_i1034" type="#_x0000_t75" style="width:76.2pt;height:52.8pt" o:ole="">
+          <v:shape id="_x0000_i1026" type="#_x0000_t75" style="width:76.2pt;height:52.8pt" o:ole="">
             <v:imagedata r:id="rId6" o:title=""/>
           </v:shape>
-          <o:OLEObject Type="Embed" ProgID="Package" ShapeID="_x0000_i1034" DrawAspect="Icon" ObjectID="_1842531134" r:id="rId7"/>
+          <o:OLEObject Type="Embed" ProgID="Package" ShapeID="_x0000_i1026" DrawAspect="Icon" ObjectID="_1842710640" r:id="rId7"/>
         </w:object>
       </w:r>
       <w:r>
@@ -122,10 +122,10 @@
           <w:bCs/>
         </w:rPr>
         <w:object w:dxaOrig="1520" w:dyaOrig="1057" w14:anchorId="625C7971">
-          <v:shape id="_x0000_i1047" type="#_x0000_t75" style="width:76.2pt;height:52.8pt" o:ole="">
+          <v:shape id="_x0000_i1039" type="#_x0000_t75" style="width:76.2pt;height:52.8pt" o:ole="">
             <v:imagedata r:id="rId8" o:title=""/>
           </v:shape>
-          <o:OLEObject Type="Embed" ProgID="Package" ShapeID="_x0000_i1047" DrawAspect="Icon" ObjectID="_1842531135" r:id="rId9"/>
+          <o:OLEObject Type="Embed" ProgID="Package" ShapeID="_x0000_i1039" DrawAspect="Icon" ObjectID="_1842710641" r:id="rId9"/>
         </w:object>
       </w:r>
     </w:p>
@@ -339,10 +339,10 @@
           <w:bCs/>
         </w:rPr>
         <w:object w:dxaOrig="1520" w:dyaOrig="1057" w14:anchorId="12BAAC3C">
-          <v:shape id="_x0000_i1073" type="#_x0000_t75" style="width:76.2pt;height:52.8pt" o:ole="">
+          <v:shape id="_x0000_i1028" type="#_x0000_t75" style="width:76.2pt;height:52.8pt" o:ole="">
             <v:imagedata r:id="rId10" o:title=""/>
           </v:shape>
-          <o:OLEObject Type="Embed" ProgID="Package" ShapeID="_x0000_i1073" DrawAspect="Icon" ObjectID="_1842531136" r:id="rId11"/>
+          <o:OLEObject Type="Embed" ProgID="Package" ShapeID="_x0000_i1028" DrawAspect="Icon" ObjectID="_1842710642" r:id="rId11"/>
         </w:object>
       </w:r>
       <w:r>
@@ -352,10 +352,10 @@
           <w:bCs/>
         </w:rPr>
         <w:object w:dxaOrig="1520" w:dyaOrig="1057" w14:anchorId="78D0F73D">
-          <v:shape id="_x0000_i1069" type="#_x0000_t75" style="width:76.2pt;height:52.8pt" o:ole="">
+          <v:shape id="_x0000_i1041" type="#_x0000_t75" style="width:76.2pt;height:52.8pt" o:ole="">
             <v:imagedata r:id="rId12" o:title=""/>
           </v:shape>
-          <o:OLEObject Type="Embed" ProgID="Package" ShapeID="_x0000_i1069" DrawAspect="Icon" ObjectID="_1842531137" r:id="rId13"/>
+          <o:OLEObject Type="Embed" ProgID="Package" ShapeID="_x0000_i1041" DrawAspect="Icon" ObjectID="_1842710643" r:id="rId13"/>
         </w:object>
       </w:r>
       <w:r>
@@ -363,10 +363,10 @@
           <w:rFonts w:hint="eastAsia"/>
         </w:rPr>
         <w:object w:dxaOrig="1520" w:dyaOrig="1057" w14:anchorId="602C19B4">
-          <v:shape id="_x0000_i1059" type="#_x0000_t75" style="width:76.2pt;height:52.8pt" o:ole="">
+          <v:shape id="_x0000_i1043" type="#_x0000_t75" style="width:76.2pt;height:52.8pt" o:ole="">
             <v:imagedata r:id="rId14" o:title=""/>
           </v:shape>
-          <o:OLEObject Type="Embed" ProgID="Package" ShapeID="_x0000_i1059" DrawAspect="Icon" ObjectID="_1842531138" r:id="rId15"/>
+          <o:OLEObject Type="Embed" ProgID="Package" ShapeID="_x0000_i1043" DrawAspect="Icon" ObjectID="_1842710644" r:id="rId15"/>
         </w:object>
       </w:r>
       <w:r>
@@ -374,10 +374,10 @@
           <w:rFonts w:hint="eastAsia"/>
         </w:rPr>
         <w:object w:dxaOrig="1520" w:dyaOrig="1057" w14:anchorId="48DCAB29">
-          <v:shape id="_x0000_i1057" type="#_x0000_t75" style="width:76.2pt;height:52.8pt" o:ole="">
+          <v:shape id="_x0000_i1053" type="#_x0000_t75" style="width:76.2pt;height:52.8pt" o:ole="">
             <v:imagedata r:id="rId16" o:title=""/>
           </v:shape>
-          <o:OLEObject Type="Embed" ProgID="Package" ShapeID="_x0000_i1057" DrawAspect="Icon" ObjectID="_1842531139" r:id="rId17"/>
+          <o:OLEObject Type="Embed" ProgID="Package" ShapeID="_x0000_i1053" DrawAspect="Icon" ObjectID="_1842710645" r:id="rId17"/>
         </w:object>
       </w:r>
       <w:r>
@@ -385,10 +385,10 @@
           <w:rFonts w:hint="eastAsia"/>
         </w:rPr>
         <w:object w:dxaOrig="1520" w:dyaOrig="1057" w14:anchorId="08861F8D">
-          <v:shape id="_x0000_i1075" type="#_x0000_t75" style="width:76.2pt;height:52.8pt" o:ole="">
+          <v:shape id="_x0000_i1051" type="#_x0000_t75" style="width:76.2pt;height:52.8pt" o:ole="">
             <v:imagedata r:id="rId18" o:title=""/>
           </v:shape>
-          <o:OLEObject Type="Embed" ProgID="Package" ShapeID="_x0000_i1075" DrawAspect="Icon" ObjectID="_1842531140" r:id="rId19"/>
+          <o:OLEObject Type="Embed" ProgID="Package" ShapeID="_x0000_i1051" DrawAspect="Icon" ObjectID="_1842710646" r:id="rId19"/>
         </w:object>
       </w:r>
       <w:r>
@@ -396,10 +396,10 @@
           <w:rFonts w:hint="eastAsia"/>
         </w:rPr>
         <w:object w:dxaOrig="1520" w:dyaOrig="1057" w14:anchorId="3472FC96">
-          <v:shape id="_x0000_i1061" type="#_x0000_t75" style="width:76.2pt;height:52.8pt" o:ole="">
+          <v:shape id="_x0000_i1055" type="#_x0000_t75" style="width:76.2pt;height:52.8pt" o:ole="">
             <v:imagedata r:id="rId20" o:title=""/>
           </v:shape>
-          <o:OLEObject Type="Embed" ProgID="Package" ShapeID="_x0000_i1061" DrawAspect="Icon" ObjectID="_1842531141" r:id="rId21"/>
+          <o:OLEObject Type="Embed" ProgID="Package" ShapeID="_x0000_i1055" DrawAspect="Icon" ObjectID="_1842710647" r:id="rId21"/>
         </w:object>
       </w:r>
       <w:r>
@@ -407,10 +407,10 @@
           <w:rFonts w:hint="eastAsia"/>
         </w:rPr>
         <w:object w:dxaOrig="1520" w:dyaOrig="1057" w14:anchorId="198BFFA6">
-          <v:shape id="_x0000_i1064" type="#_x0000_t75" style="width:76.2pt;height:52.8pt" o:ole="">
+          <v:shape id="_x0000_i1034" type="#_x0000_t75" style="width:76.2pt;height:52.8pt" o:ole="">
             <v:imagedata r:id="rId22" o:title=""/>
           </v:shape>
-          <o:OLEObject Type="Embed" ProgID="Package" ShapeID="_x0000_i1064" DrawAspect="Icon" ObjectID="_1842531142" r:id="rId23"/>
+          <o:OLEObject Type="Embed" ProgID="Package" ShapeID="_x0000_i1034" DrawAspect="Icon" ObjectID="_1842710648" r:id="rId23"/>
         </w:object>
       </w:r>
       <w:r>
@@ -418,10 +418,10 @@
           <w:rFonts w:hint="eastAsia"/>
         </w:rPr>
         <w:object w:dxaOrig="1520" w:dyaOrig="1057" w14:anchorId="083E6132">
-          <v:shape id="_x0000_i1077" type="#_x0000_t75" style="width:76.2pt;height:52.8pt" o:ole="">
+          <v:shape id="_x0000_i1035" type="#_x0000_t75" style="width:76.2pt;height:52.8pt" o:ole="">
             <v:imagedata r:id="rId24" o:title=""/>
           </v:shape>
-          <o:OLEObject Type="Embed" ProgID="Package" ShapeID="_x0000_i1077" DrawAspect="Icon" ObjectID="_1842531143" r:id="rId25"/>
+          <o:OLEObject Type="Embed" ProgID="Package" ShapeID="_x0000_i1035" DrawAspect="Icon" ObjectID="_1842710649" r:id="rId25"/>
         </w:object>
       </w:r>
       <w:r>
@@ -429,16 +429,17 @@
           <w:rFonts w:hint="eastAsia"/>
         </w:rPr>
         <w:object w:dxaOrig="1520" w:dyaOrig="1057" w14:anchorId="59045FAF">
-          <v:shape id="_x0000_i1078" type="#_x0000_t75" style="width:76.2pt;height:52.8pt" o:ole="">
+          <v:shape id="_x0000_i1036" type="#_x0000_t75" style="width:76.2pt;height:52.8pt" o:ole="">
             <v:imagedata r:id="rId26" o:title=""/>
           </v:shape>
-          <o:OLEObject Type="Embed" ProgID="Package" ShapeID="_x0000_i1078" DrawAspect="Icon" ObjectID="_1842531144" r:id="rId27"/>
+          <o:OLEObject Type="Embed" ProgID="Package" ShapeID="_x0000_i1036" DrawAspect="Icon" ObjectID="_1842710650" r:id="rId27"/>
         </w:object>
       </w:r>
     </w:p>
     <w:p>
       <w:pPr>
         <w:rPr>
+          <w:rFonts w:hint="eastAsia"/>
           <w:b/>
           <w:bCs/>
         </w:rPr>
@@ -463,6 +464,7 @@
     <w:p>
       <w:pPr>
         <w:rPr>
+          <w:rFonts w:hint="eastAsia"/>
           <w:b/>
           <w:bCs/>
         </w:rPr>
@@ -486,6 +488,7 @@
     <w:p>
       <w:pPr>
         <w:rPr>
+          <w:rFonts w:hint="eastAsia"/>
           <w:b/>
           <w:bCs/>
         </w:rPr>
@@ -502,6 +505,7 @@
     <w:p>
       <w:pPr>
         <w:rPr>
+          <w:rFonts w:hint="eastAsia"/>
           <w:b/>
           <w:bCs/>
         </w:rPr>
@@ -517,6 +521,7 @@
     <w:p>
       <w:pPr>
         <w:rPr>
+          <w:rFonts w:hint="eastAsia"/>
           <w:b/>
           <w:bCs/>
         </w:rPr>
@@ -532,6 +537,7 @@
     <w:p>
       <w:pPr>
         <w:rPr>
+          <w:rFonts w:hint="eastAsia"/>
           <w:b/>
           <w:bCs/>
         </w:rPr>
@@ -547,6 +553,7 @@
     <w:p>
       <w:pPr>
         <w:rPr>
+          <w:rFonts w:hint="eastAsia"/>
           <w:b/>
           <w:bCs/>
         </w:rPr>
@@ -562,6 +569,7 @@
     <w:p>
       <w:pPr>
         <w:rPr>
+          <w:rFonts w:hint="eastAsia"/>
           <w:b/>
           <w:bCs/>
         </w:rPr>
@@ -624,6 +632,326 @@
           <w:b/>
           <w:bCs/>
         </w:rPr>
+        <w:t>2026.6.</w:t>
+      </w:r>
+      <w:r>
+        <w:rPr>
+          <w:rFonts w:hint="eastAsia"/>
+          <w:b/>
+          <w:bCs/>
+        </w:rPr>
+        <w:t>10</w:t>
+      </w:r>
+      <w:r>
+        <w:rPr>
+          <w:rFonts w:hint="eastAsia"/>
+          <w:b/>
+          <w:bCs/>
+        </w:rPr>
+        <w:t xml:space="preserve">  day</w:t>
+      </w:r>
+      <w:r>
+        <w:rPr>
+          <w:rFonts w:hint="eastAsia"/>
+          <w:b/>
+          <w:bCs/>
+        </w:rPr>
+        <w:t>3</w:t>
+      </w:r>
+    </w:p>
+    <w:p>
+      <w:pPr>
+        <w:rPr>
+          <w:rFonts w:hint="eastAsia"/>
+          <w:b/>
+          <w:bCs/>
+        </w:rPr>
+      </w:pPr>
+      <w:r>
+        <w:rPr>
+          <w:rFonts w:hint="eastAsia"/>
+          <w:b/>
+          <w:bCs/>
+        </w:rPr>
+        <w:t>内容：</w:t>
+      </w:r>
+      <w:r>
+        <w:rPr>
+          <w:rFonts w:hint="eastAsia"/>
+        </w:rPr>
+        <w:t>补充字符驱动的更详细的file_operations方面的知识，自动分配设备号，自动创建设备节点，注册设备的时的设备名称与设备节点之间的区别</w:t>
+      </w:r>
+      <w:r>
+        <w:rPr>
+          <w:rFonts w:hint="eastAsia"/>
+        </w:rPr>
+        <w:t>。</w:t>
+      </w:r>
+    </w:p>
+    <w:p>
+      <w:pPr>
+        <w:rPr>
+          <w:rFonts w:hint="eastAsia"/>
+          <w:b/>
+          <w:bCs/>
+        </w:rPr>
+      </w:pPr>
+      <w:r>
+        <w:rPr>
+          <w:rFonts w:hint="eastAsia"/>
+          <w:b/>
+          <w:bCs/>
+        </w:rPr>
+        <w:t>收获：</w:t>
+      </w:r>
+      <w:r>
+        <w:rPr>
+          <w:rFonts w:hint="eastAsia"/>
+          <w:b/>
+          <w:bCs/>
+        </w:rPr>
+        <w:object w:dxaOrig="1520" w:dyaOrig="1057" w14:anchorId="1C6E1AB1">
+          <v:shape id="_x0000_i1037" type="#_x0000_t75" style="width:76.2pt;height:52.8pt" o:ole="">
+            <v:imagedata r:id="rId28" o:title=""/>
+          </v:shape>
+          <o:OLEObject Type="Embed" ProgID="Package" ShapeID="_x0000_i1037" DrawAspect="Icon" ObjectID="_1842710651" r:id="rId29"/>
+        </w:object>
+      </w:r>
+    </w:p>
+    <w:p>
+      <w:pPr>
+        <w:rPr>
+          <w:rFonts w:hint="eastAsia"/>
+          <w:b/>
+          <w:bCs/>
+        </w:rPr>
+      </w:pPr>
+      <w:r>
+        <w:rPr>
+          <w:rFonts w:hint="eastAsia"/>
+          <w:b/>
+          <w:bCs/>
+        </w:rPr>
+        <w:t>总结：</w:t>
+      </w:r>
+      <w:r>
+        <w:rPr>
+          <w:b/>
+          <w:bCs/>
+        </w:rPr>
+        <w:t>1. 有关字符驱动的，我再驱动.C里面写的驱动函数，init里面有要有注册主设备（自动分配主设备号，参数填零）以及自动创建设备节点（如果不用的话你再加载这个模块之前还要用mknod命令自己创建节点）同时也要写自动创建设备节点的exit。自动创建设备节点要有类和类下的设备，例子：触摸屏类——&gt;某个触摸屏设备</w:t>
+      </w:r>
+    </w:p>
+    <w:p>
+      <w:pPr>
+        <w:rPr>
+          <w:rFonts w:hint="eastAsia"/>
+          <w:b/>
+          <w:bCs/>
+        </w:rPr>
+      </w:pPr>
+      <w:r>
+        <w:rPr>
+          <w:b/>
+          <w:bCs/>
+        </w:rPr>
+        <w:t>2. 设备名称：给内核看的，内核里面有很多驱动，总要给他个名字。</w:t>
+      </w:r>
+    </w:p>
+    <w:p>
+      <w:pPr>
+        <w:rPr>
+          <w:rFonts w:hint="eastAsia"/>
+          <w:b/>
+          <w:bCs/>
+        </w:rPr>
+      </w:pPr>
+      <w:r>
+        <w:rPr>
+          <w:b/>
+          <w:bCs/>
+        </w:rPr>
+        <w:t>设备节点：一个存在dev/的文件，里面只有主次设备号，这个设备节点就是应用层和内核之间的桥梁，vfs就是用这玩意去找到加载进内核的驱动，然后再通过设备号找到指向我加载进内核里面的驱动函数对应file_operation结构体的成员的指针，然后就能调用指针指向的内核内存里面我加载进去的驱动.KO。</w:t>
+      </w:r>
+    </w:p>
+    <w:p>
+      <w:pPr>
+        <w:rPr>
+          <w:rFonts w:hint="eastAsia"/>
+          <w:b/>
+          <w:bCs/>
+        </w:rPr>
+      </w:pPr>
+      <w:r>
+        <w:rPr>
+          <w:b/>
+          <w:bCs/>
+        </w:rPr>
+        <w:t>3. 自动创建设备节点，就是通过 class_create 创建内核类、device_create 创建设备，触发系统udev服务自动在 /dev 目录生成设备文件。驱动名是内核内部标识，设备节点名是 device_create 指定的名字，是应用层访问驱动的唯一入口。动态设备号+自动节点，是完整、标准、企业可用的字符设备驱动模板。</w:t>
+      </w:r>
+    </w:p>
+    <w:p>
+      <w:pPr>
+        <w:rPr>
+          <w:rFonts w:hint="eastAsia"/>
+          <w:b/>
+          <w:bCs/>
+        </w:rPr>
+      </w:pPr>
+    </w:p>
+    <w:p>
+      <w:pPr>
+        <w:rPr>
+          <w:rFonts w:hint="eastAsia"/>
+          <w:b/>
+          <w:bCs/>
+        </w:rPr>
+      </w:pPr>
+    </w:p>
+    <w:p>
+      <w:pPr>
+        <w:rPr>
+          <w:rFonts w:hint="eastAsia"/>
+          <w:b/>
+          <w:bCs/>
+        </w:rPr>
+      </w:pPr>
+      <w:r>
+        <w:rPr>
+          <w:rFonts w:hint="eastAsia"/>
+          <w:b/>
+          <w:bCs/>
+        </w:rPr>
+        <w:t>2026.6.</w:t>
+      </w:r>
+      <w:r>
+        <w:rPr>
+          <w:rFonts w:hint="eastAsia"/>
+          <w:b/>
+          <w:bCs/>
+        </w:rPr>
+        <w:t>11</w:t>
+      </w:r>
+      <w:r>
+        <w:rPr>
+          <w:rFonts w:hint="eastAsia"/>
+          <w:b/>
+          <w:bCs/>
+        </w:rPr>
+        <w:t xml:space="preserve">  day</w:t>
+      </w:r>
+      <w:r>
+        <w:rPr>
+          <w:rFonts w:hint="eastAsia"/>
+          <w:b/>
+          <w:bCs/>
+        </w:rPr>
+        <w:t>4</w:t>
+      </w:r>
+    </w:p>
+    <w:p>
+      <w:pPr>
+        <w:rPr>
+          <w:rFonts w:hint="eastAsia"/>
+          <w:b/>
+          <w:bCs/>
+        </w:rPr>
+      </w:pPr>
+      <w:r>
+        <w:rPr>
+          <w:rFonts w:hint="eastAsia"/>
+          <w:b/>
+          <w:bCs/>
+        </w:rPr>
+        <w:t>内容：</w:t>
+      </w:r>
+      <w:r>
+        <w:rPr>
+          <w:rFonts w:hint="eastAsia"/>
+          <w:b/>
+          <w:bCs/>
+        </w:rPr>
+        <w:t>在开发板上跑一个字符驱动。具体问题如下。</w:t>
+      </w:r>
+    </w:p>
+    <w:p>
+      <w:pPr>
+        <w:rPr>
+          <w:rFonts w:hint="eastAsia"/>
+          <w:b/>
+          <w:bCs/>
+        </w:rPr>
+      </w:pPr>
+      <w:r>
+        <w:rPr>
+          <w:rFonts w:hint="eastAsia"/>
+          <w:b/>
+          <w:bCs/>
+        </w:rPr>
+        <w:t>收获：</w:t>
+      </w:r>
+      <w:r>
+        <w:rPr>
+          <w:rFonts w:hint="eastAsia"/>
+          <w:b/>
+          <w:bCs/>
+        </w:rPr>
+        <w:object w:dxaOrig="1520" w:dyaOrig="1057" w14:anchorId="59D62729">
+          <v:shape id="_x0000_i1056" type="#_x0000_t75" style="width:76.2pt;height:52.8pt" o:ole="">
+            <v:imagedata r:id="rId30" o:title=""/>
+          </v:shape>
+          <o:OLEObject Type="Embed" ProgID="Package" ShapeID="_x0000_i1056" DrawAspect="Icon" ObjectID="_1842710652" r:id="rId31"/>
+        </w:object>
+      </w:r>
+    </w:p>
+    <w:p>
+      <w:pPr>
+        <w:rPr>
+          <w:rFonts w:hint="eastAsia"/>
+          <w:b/>
+          <w:bCs/>
+        </w:rPr>
+      </w:pPr>
+      <w:r>
+        <w:rPr>
+          <w:rFonts w:hint="eastAsia"/>
+          <w:b/>
+          <w:bCs/>
+        </w:rPr>
+        <w:t>总结：</w:t>
+      </w:r>
+      <w:r>
+        <w:rPr>
+          <w:rFonts w:hint="eastAsia"/>
+          <w:b/>
+          <w:bCs/>
+        </w:rPr>
+        <w:t>遇到问题和不明白的概念明天理清楚。</w:t>
+      </w:r>
+    </w:p>
+    <w:p>
+      <w:pPr>
+        <w:rPr>
+          <w:rFonts w:hint="eastAsia"/>
+          <w:b/>
+          <w:bCs/>
+        </w:rPr>
+      </w:pPr>
+    </w:p>
+    <w:p>
+      <w:pPr>
+        <w:rPr>
+          <w:rFonts w:hint="eastAsia"/>
+          <w:b/>
+          <w:bCs/>
+        </w:rPr>
+      </w:pPr>
+      <w:r>
+        <w:rPr>
+          <w:rFonts w:hint="eastAsia"/>
+          <w:b/>
+          <w:bCs/>
+        </w:rPr>
         <w:t>2026.6.8  day1</w:t>
       </w:r>
     </w:p>
@@ -812,160 +1140,7 @@
           <w:b/>
           <w:bCs/>
         </w:rPr>
-        <w:t>收获：</w:t>
-      </w:r>
-    </w:p>
-    <w:p>
-      <w:pPr>
-        <w:rPr>
-          <w:rFonts w:hint="eastAsia"/>
-          <w:b/>
-          <w:bCs/>
-        </w:rPr>
-      </w:pPr>
-      <w:r>
-        <w:rPr>
-          <w:rFonts w:hint="eastAsia"/>
-          <w:b/>
-          <w:bCs/>
-        </w:rPr>
-        <w:t>总结：</w:t>
-      </w:r>
-    </w:p>
-    <w:p>
-      <w:pPr>
-        <w:rPr>
-          <w:rFonts w:hint="eastAsia"/>
-          <w:b/>
-          <w:bCs/>
-        </w:rPr>
-      </w:pPr>
-    </w:p>
-    <w:p>
-      <w:pPr>
-        <w:rPr>
-          <w:rFonts w:hint="eastAsia"/>
-          <w:b/>
-          <w:bCs/>
-        </w:rPr>
-      </w:pPr>
-      <w:r>
-        <w:rPr>
-          <w:rFonts w:hint="eastAsia"/>
-          <w:b/>
-          <w:bCs/>
-        </w:rPr>
-        <w:t>2026.6.8  day1</w:t>
-      </w:r>
-    </w:p>
-    <w:p>
-      <w:pPr>
-        <w:rPr>
-          <w:rFonts w:hint="eastAsia"/>
-          <w:b/>
-          <w:bCs/>
-        </w:rPr>
-      </w:pPr>
-      <w:r>
-        <w:rPr>
-          <w:rFonts w:hint="eastAsia"/>
-          <w:b/>
-          <w:bCs/>
-        </w:rPr>
-        <w:t>内容：</w:t>
-      </w:r>
-    </w:p>
-    <w:p>
-      <w:pPr>
-        <w:rPr>
-          <w:rFonts w:hint="eastAsia"/>
-          <w:b/>
-          <w:bCs/>
-        </w:rPr>
-      </w:pPr>
-      <w:r>
-        <w:rPr>
-          <w:rFonts w:hint="eastAsia"/>
-          <w:b/>
-          <w:bCs/>
-        </w:rPr>
-        <w:t>收获：</w:t>
-      </w:r>
-    </w:p>
-    <w:p>
-      <w:pPr>
-        <w:rPr>
-          <w:rFonts w:hint="eastAsia"/>
-          <w:b/>
-          <w:bCs/>
-        </w:rPr>
-      </w:pPr>
-      <w:r>
-        <w:rPr>
-          <w:rFonts w:hint="eastAsia"/>
-          <w:b/>
-          <w:bCs/>
-        </w:rPr>
-        <w:t>总结：</w:t>
-      </w:r>
-    </w:p>
-    <w:p>
-      <w:pPr>
-        <w:rPr>
-          <w:rFonts w:hint="eastAsia"/>
-          <w:b/>
-          <w:bCs/>
-        </w:rPr>
-      </w:pPr>
-    </w:p>
-    <w:p>
-      <w:pPr>
-        <w:rPr>
-          <w:rFonts w:hint="eastAsia"/>
-          <w:b/>
-          <w:bCs/>
-        </w:rPr>
-      </w:pPr>
-      <w:r>
-        <w:rPr>
-          <w:rFonts w:hint="eastAsia"/>
-          <w:b/>
-          <w:bCs/>
-        </w:rPr>
-        <w:t>2026.6.8  day1</w:t>
-      </w:r>
-    </w:p>
-    <w:p>
-      <w:pPr>
-        <w:rPr>
-          <w:rFonts w:hint="eastAsia"/>
-          <w:b/>
-          <w:bCs/>
-        </w:rPr>
-      </w:pPr>
-      <w:r>
-        <w:rPr>
-          <w:rFonts w:hint="eastAsia"/>
-          <w:b/>
-          <w:bCs/>
-        </w:rPr>
-        <w:t>内容：</w:t>
-      </w:r>
-    </w:p>
-    <w:p>
-      <w:pPr>
-        <w:rPr>
-          <w:rFonts w:hint="eastAsia"/>
-          <w:b/>
-          <w:bCs/>
-        </w:rPr>
-      </w:pPr>
-      <w:r>
-        <w:rPr>
-          <w:rFonts w:hint="eastAsia"/>
-          <w:b/>
-          <w:bCs/>
-        </w:rPr>
+        <w:lastRenderedPageBreak/>
         <w:t>收获：</w:t>
       </w:r>
     </w:p>

--- a/Linux-Driver-Notes/linux驱动学习日志.docx
+++ b/Linux-Driver-Notes/linux驱动学习日志.docx
@@ -99,7 +99,7 @@
           <v:shape id="_x0000_i1025" type="#_x0000_t75" style="width:76.2pt;height:52.8pt" o:ole="">
             <v:imagedata r:id="rId4" o:title=""/>
           </v:shape>
-          <o:OLEObject Type="Embed" ProgID="Package" ShapeID="_x0000_i1025" DrawAspect="Icon" ObjectID="_1842710639" r:id="rId5"/>
+          <o:OLEObject Type="Embed" ProgID="Package" ShapeID="_x0000_i1025" DrawAspect="Icon" ObjectID="_1842770245" r:id="rId5"/>
         </w:object>
       </w:r>
       <w:r>
@@ -112,7 +112,7 @@
           <v:shape id="_x0000_i1026" type="#_x0000_t75" style="width:76.2pt;height:52.8pt" o:ole="">
             <v:imagedata r:id="rId6" o:title=""/>
           </v:shape>
-          <o:OLEObject Type="Embed" ProgID="Package" ShapeID="_x0000_i1026" DrawAspect="Icon" ObjectID="_1842710640" r:id="rId7"/>
+          <o:OLEObject Type="Embed" ProgID="Package" ShapeID="_x0000_i1026" DrawAspect="Icon" ObjectID="_1842770246" r:id="rId7"/>
         </w:object>
       </w:r>
       <w:r>
@@ -122,10 +122,10 @@
           <w:bCs/>
         </w:rPr>
         <w:object w:dxaOrig="1520" w:dyaOrig="1057" w14:anchorId="625C7971">
-          <v:shape id="_x0000_i1039" type="#_x0000_t75" style="width:76.2pt;height:52.8pt" o:ole="">
+          <v:shape id="_x0000_i1027" type="#_x0000_t75" style="width:76.2pt;height:52.8pt" o:ole="">
             <v:imagedata r:id="rId8" o:title=""/>
           </v:shape>
-          <o:OLEObject Type="Embed" ProgID="Package" ShapeID="_x0000_i1039" DrawAspect="Icon" ObjectID="_1842710641" r:id="rId9"/>
+          <o:OLEObject Type="Embed" ProgID="Package" ShapeID="_x0000_i1027" DrawAspect="Icon" ObjectID="_1842770247" r:id="rId9"/>
         </w:object>
       </w:r>
     </w:p>
@@ -342,7 +342,7 @@
           <v:shape id="_x0000_i1028" type="#_x0000_t75" style="width:76.2pt;height:52.8pt" o:ole="">
             <v:imagedata r:id="rId10" o:title=""/>
           </v:shape>
-          <o:OLEObject Type="Embed" ProgID="Package" ShapeID="_x0000_i1028" DrawAspect="Icon" ObjectID="_1842710642" r:id="rId11"/>
+          <o:OLEObject Type="Embed" ProgID="Package" ShapeID="_x0000_i1028" DrawAspect="Icon" ObjectID="_1842770248" r:id="rId11"/>
         </w:object>
       </w:r>
       <w:r>
@@ -352,10 +352,10 @@
           <w:bCs/>
         </w:rPr>
         <w:object w:dxaOrig="1520" w:dyaOrig="1057" w14:anchorId="78D0F73D">
-          <v:shape id="_x0000_i1041" type="#_x0000_t75" style="width:76.2pt;height:52.8pt" o:ole="">
+          <v:shape id="_x0000_i1029" type="#_x0000_t75" style="width:76.2pt;height:52.8pt" o:ole="">
             <v:imagedata r:id="rId12" o:title=""/>
           </v:shape>
-          <o:OLEObject Type="Embed" ProgID="Package" ShapeID="_x0000_i1041" DrawAspect="Icon" ObjectID="_1842710643" r:id="rId13"/>
+          <o:OLEObject Type="Embed" ProgID="Package" ShapeID="_x0000_i1029" DrawAspect="Icon" ObjectID="_1842770249" r:id="rId13"/>
         </w:object>
       </w:r>
       <w:r>
@@ -363,10 +363,10 @@
           <w:rFonts w:hint="eastAsia"/>
         </w:rPr>
         <w:object w:dxaOrig="1520" w:dyaOrig="1057" w14:anchorId="602C19B4">
-          <v:shape id="_x0000_i1043" type="#_x0000_t75" style="width:76.2pt;height:52.8pt" o:ole="">
+          <v:shape id="_x0000_i1030" type="#_x0000_t75" style="width:76.2pt;height:52.8pt" o:ole="">
             <v:imagedata r:id="rId14" o:title=""/>
           </v:shape>
-          <o:OLEObject Type="Embed" ProgID="Package" ShapeID="_x0000_i1043" DrawAspect="Icon" ObjectID="_1842710644" r:id="rId15"/>
+          <o:OLEObject Type="Embed" ProgID="Package" ShapeID="_x0000_i1030" DrawAspect="Icon" ObjectID="_1842770250" r:id="rId15"/>
         </w:object>
       </w:r>
       <w:r>
@@ -374,10 +374,10 @@
           <w:rFonts w:hint="eastAsia"/>
         </w:rPr>
         <w:object w:dxaOrig="1520" w:dyaOrig="1057" w14:anchorId="48DCAB29">
-          <v:shape id="_x0000_i1053" type="#_x0000_t75" style="width:76.2pt;height:52.8pt" o:ole="">
+          <v:shape id="_x0000_i1031" type="#_x0000_t75" style="width:76.2pt;height:52.8pt" o:ole="">
             <v:imagedata r:id="rId16" o:title=""/>
           </v:shape>
-          <o:OLEObject Type="Embed" ProgID="Package" ShapeID="_x0000_i1053" DrawAspect="Icon" ObjectID="_1842710645" r:id="rId17"/>
+          <o:OLEObject Type="Embed" ProgID="Package" ShapeID="_x0000_i1031" DrawAspect="Icon" ObjectID="_1842770251" r:id="rId17"/>
         </w:object>
       </w:r>
       <w:r>
@@ -385,10 +385,10 @@
           <w:rFonts w:hint="eastAsia"/>
         </w:rPr>
         <w:object w:dxaOrig="1520" w:dyaOrig="1057" w14:anchorId="08861F8D">
-          <v:shape id="_x0000_i1051" type="#_x0000_t75" style="width:76.2pt;height:52.8pt" o:ole="">
+          <v:shape id="_x0000_i1032" type="#_x0000_t75" style="width:76.2pt;height:52.8pt" o:ole="">
             <v:imagedata r:id="rId18" o:title=""/>
           </v:shape>
-          <o:OLEObject Type="Embed" ProgID="Package" ShapeID="_x0000_i1051" DrawAspect="Icon" ObjectID="_1842710646" r:id="rId19"/>
+          <o:OLEObject Type="Embed" ProgID="Package" ShapeID="_x0000_i1032" DrawAspect="Icon" ObjectID="_1842770252" r:id="rId19"/>
         </w:object>
       </w:r>
       <w:r>
@@ -396,10 +396,10 @@
           <w:rFonts w:hint="eastAsia"/>
         </w:rPr>
         <w:object w:dxaOrig="1520" w:dyaOrig="1057" w14:anchorId="3472FC96">
-          <v:shape id="_x0000_i1055" type="#_x0000_t75" style="width:76.2pt;height:52.8pt" o:ole="">
+          <v:shape id="_x0000_i1033" type="#_x0000_t75" style="width:76.2pt;height:52.8pt" o:ole="">
             <v:imagedata r:id="rId20" o:title=""/>
           </v:shape>
-          <o:OLEObject Type="Embed" ProgID="Package" ShapeID="_x0000_i1055" DrawAspect="Icon" ObjectID="_1842710647" r:id="rId21"/>
+          <o:OLEObject Type="Embed" ProgID="Package" ShapeID="_x0000_i1033" DrawAspect="Icon" ObjectID="_1842770253" r:id="rId21"/>
         </w:object>
       </w:r>
       <w:r>
@@ -410,7 +410,7 @@
           <v:shape id="_x0000_i1034" type="#_x0000_t75" style="width:76.2pt;height:52.8pt" o:ole="">
             <v:imagedata r:id="rId22" o:title=""/>
           </v:shape>
-          <o:OLEObject Type="Embed" ProgID="Package" ShapeID="_x0000_i1034" DrawAspect="Icon" ObjectID="_1842710648" r:id="rId23"/>
+          <o:OLEObject Type="Embed" ProgID="Package" ShapeID="_x0000_i1034" DrawAspect="Icon" ObjectID="_1842770254" r:id="rId23"/>
         </w:object>
       </w:r>
       <w:r>
@@ -421,7 +421,7 @@
           <v:shape id="_x0000_i1035" type="#_x0000_t75" style="width:76.2pt;height:52.8pt" o:ole="">
             <v:imagedata r:id="rId24" o:title=""/>
           </v:shape>
-          <o:OLEObject Type="Embed" ProgID="Package" ShapeID="_x0000_i1035" DrawAspect="Icon" ObjectID="_1842710649" r:id="rId25"/>
+          <o:OLEObject Type="Embed" ProgID="Package" ShapeID="_x0000_i1035" DrawAspect="Icon" ObjectID="_1842770255" r:id="rId25"/>
         </w:object>
       </w:r>
       <w:r>
@@ -432,7 +432,7 @@
           <v:shape id="_x0000_i1036" type="#_x0000_t75" style="width:76.2pt;height:52.8pt" o:ole="">
             <v:imagedata r:id="rId26" o:title=""/>
           </v:shape>
-          <o:OLEObject Type="Embed" ProgID="Package" ShapeID="_x0000_i1036" DrawAspect="Icon" ObjectID="_1842710650" r:id="rId27"/>
+          <o:OLEObject Type="Embed" ProgID="Package" ShapeID="_x0000_i1036" DrawAspect="Icon" ObjectID="_1842770256" r:id="rId27"/>
         </w:object>
       </w:r>
     </w:p>
@@ -714,7 +714,7 @@
           <v:shape id="_x0000_i1037" type="#_x0000_t75" style="width:76.2pt;height:52.8pt" o:ole="">
             <v:imagedata r:id="rId28" o:title=""/>
           </v:shape>
-          <o:OLEObject Type="Embed" ProgID="Package" ShapeID="_x0000_i1037" DrawAspect="Icon" ObjectID="_1842710651" r:id="rId29"/>
+          <o:OLEObject Type="Embed" ProgID="Package" ShapeID="_x0000_i1037" DrawAspect="Icon" ObjectID="_1842770257" r:id="rId29"/>
         </w:object>
       </w:r>
     </w:p>
@@ -897,10 +897,10 @@
           <w:bCs/>
         </w:rPr>
         <w:object w:dxaOrig="1520" w:dyaOrig="1057" w14:anchorId="59D62729">
-          <v:shape id="_x0000_i1056" type="#_x0000_t75" style="width:76.2pt;height:52.8pt" o:ole="">
+          <v:shape id="_x0000_i1038" type="#_x0000_t75" style="width:76.2pt;height:52.8pt" o:ole="">
             <v:imagedata r:id="rId30" o:title=""/>
           </v:shape>
-          <o:OLEObject Type="Embed" ProgID="Package" ShapeID="_x0000_i1056" DrawAspect="Icon" ObjectID="_1842710652" r:id="rId31"/>
+          <o:OLEObject Type="Embed" ProgID="Package" ShapeID="_x0000_i1038" DrawAspect="Icon" ObjectID="_1842770258" r:id="rId31"/>
         </w:object>
       </w:r>
     </w:p>
@@ -952,6 +952,193 @@
           <w:b/>
           <w:bCs/>
         </w:rPr>
+        <w:t>2026.6.</w:t>
+      </w:r>
+      <w:r>
+        <w:rPr>
+          <w:rFonts w:hint="eastAsia"/>
+          <w:b/>
+          <w:bCs/>
+        </w:rPr>
+        <w:t>12</w:t>
+      </w:r>
+      <w:r>
+        <w:rPr>
+          <w:rFonts w:hint="eastAsia"/>
+          <w:b/>
+          <w:bCs/>
+        </w:rPr>
+        <w:t xml:space="preserve">  day</w:t>
+      </w:r>
+      <w:r>
+        <w:rPr>
+          <w:rFonts w:hint="eastAsia"/>
+          <w:b/>
+          <w:bCs/>
+        </w:rPr>
+        <w:t>5</w:t>
+      </w:r>
+    </w:p>
+    <w:p>
+      <w:pPr>
+        <w:rPr>
+          <w:rFonts w:hint="eastAsia"/>
+          <w:b/>
+          <w:bCs/>
+        </w:rPr>
+      </w:pPr>
+      <w:r>
+        <w:rPr>
+          <w:rFonts w:hint="eastAsia"/>
+          <w:b/>
+          <w:bCs/>
+        </w:rPr>
+        <w:t>内容：</w:t>
+      </w:r>
+      <w:r>
+        <w:rPr>
+          <w:rFonts w:hint="eastAsia"/>
+          <w:b/>
+          <w:bCs/>
+        </w:rPr>
+        <w:t xml:space="preserve"> </w:t>
+      </w:r>
+      <w:r>
+        <w:rPr>
+          <w:rFonts w:hint="eastAsia"/>
+        </w:rPr>
+        <w:t>RNDIS协议，交叉编译工具链以及path路径配置和依赖安装，内核源码配置以及重新加载具体cpu指令集配置。要和tf卡里面烧录的内核以及配置相同。版本魔术校验概念。</w:t>
+      </w:r>
+    </w:p>
+    <w:p>
+      <w:pPr>
+        <w:rPr>
+          <w:rFonts w:hint="eastAsia"/>
+          <w:b/>
+          <w:bCs/>
+        </w:rPr>
+      </w:pPr>
+      <w:r>
+        <w:rPr>
+          <w:rFonts w:hint="eastAsia"/>
+          <w:b/>
+          <w:bCs/>
+        </w:rPr>
+        <w:t>收获：</w:t>
+      </w:r>
+      <w:r>
+        <w:rPr>
+          <w:rFonts w:hint="eastAsia"/>
+          <w:b/>
+          <w:bCs/>
+        </w:rPr>
+        <w:object w:dxaOrig="1520" w:dyaOrig="1057" w14:anchorId="4025305A">
+          <v:shape id="_x0000_i1043" type="#_x0000_t75" style="width:76.2pt;height:52.8pt" o:ole="">
+            <v:imagedata r:id="rId32" o:title=""/>
+          </v:shape>
+          <o:OLEObject Type="Embed" ProgID="Package" ShapeID="_x0000_i1043" DrawAspect="Icon" ObjectID="_1842770259" r:id="rId33"/>
+        </w:object>
+      </w:r>
+      <w:r>
+        <w:rPr>
+          <w:rFonts w:hint="eastAsia"/>
+          <w:b/>
+          <w:bCs/>
+        </w:rPr>
+        <w:object w:dxaOrig="1520" w:dyaOrig="1057" w14:anchorId="01CC79E0">
+          <v:shape id="_x0000_i1044" type="#_x0000_t75" style="width:76.2pt;height:52.8pt" o:ole="">
+            <v:imagedata r:id="rId34" o:title=""/>
+          </v:shape>
+          <o:OLEObject Type="Embed" ProgID="Package" ShapeID="_x0000_i1044" DrawAspect="Icon" ObjectID="_1842770260" r:id="rId35"/>
+        </w:object>
+      </w:r>
+    </w:p>
+    <w:p>
+      <w:pPr>
+        <w:rPr>
+          <w:b/>
+          <w:bCs/>
+        </w:rPr>
+      </w:pPr>
+      <w:r>
+        <w:rPr>
+          <w:rFonts w:hint="eastAsia"/>
+          <w:b/>
+          <w:bCs/>
+        </w:rPr>
+        <w:t>总结：</w:t>
+      </w:r>
+      <w:r>
+        <w:rPr>
+          <w:b/>
+          <w:bCs/>
+        </w:rPr>
+        <w:t>TF卡烧录的出厂镜像，里面包含厂商提前编译好的完整内核本体 + 内核运行配置（固定关闭SMP、开启Thumb2、ARMv7架构）。我在虚拟机Ubuntu里，必须使用**同版本、同配置的内核源码，搭配原厂适配的ARM交叉编译工具链，编译出ko驱动模块，才能放到开发板内核中正常加载运行。</w:t>
+      </w:r>
+    </w:p>
+    <w:p>
+      <w:pPr>
+        <w:rPr>
+          <w:b/>
+          <w:bCs/>
+        </w:rPr>
+      </w:pPr>
+      <w:r>
+        <w:rPr>
+          <w:b/>
+          <w:bCs/>
+        </w:rPr>
+        <w:lastRenderedPageBreak/>
+        <w:t>交叉编译工具链需要解压到 `/opt` 第三方工具目录，配置写入PATH环境变量实现全局调用；工具链本身只是「ARM架构翻译器」，负责把C源码翻译成板子能听懂的ARM机器码，且工具链运行依赖Ubuntu本地x86系统依赖（flex、bison、gmp、mpc等），必须通过apt安装补齐，否则编译流程无法启动。</w:t>
+      </w:r>
+    </w:p>
+    <w:p>
+      <w:pPr>
+        <w:rPr>
+          <w:b/>
+          <w:bCs/>
+        </w:rPr>
+      </w:pPr>
+      <w:r>
+        <w:rPr>
+          <w:b/>
+          <w:bCs/>
+        </w:rPr>
+        <w:t>修改内核顶层.config的SMP、Thumb2、架构配置后，必须执行 make modules_prepare 刷新内核编译环境**，更新内核头文件、编译规则、版本魔术指纹，最后再执行make编译驱动，才能通过内核校验。</w:t>
+      </w:r>
+    </w:p>
+    <w:p>
+      <w:pPr>
+        <w:rPr>
+          <w:rFonts w:hint="eastAsia"/>
+          <w:b/>
+          <w:bCs/>
+        </w:rPr>
+      </w:pPr>
+    </w:p>
+    <w:p>
+      <w:pPr>
+        <w:rPr>
+          <w:rFonts w:hint="eastAsia"/>
+          <w:b/>
+          <w:bCs/>
+        </w:rPr>
+      </w:pPr>
+    </w:p>
+    <w:p>
+      <w:pPr>
+        <w:rPr>
+          <w:rFonts w:hint="eastAsia"/>
+          <w:b/>
+          <w:bCs/>
+        </w:rPr>
+      </w:pPr>
+      <w:r>
+        <w:rPr>
+          <w:rFonts w:hint="eastAsia"/>
+          <w:b/>
+          <w:bCs/>
+        </w:rPr>
         <w:t>2026.6.8  day1</w:t>
       </w:r>
     </w:p>
@@ -1063,84 +1250,6 @@
           <w:b/>
           <w:bCs/>
         </w:rPr>
-        <w:t>收获：</w:t>
-      </w:r>
-    </w:p>
-    <w:p>
-      <w:pPr>
-        <w:rPr>
-          <w:rFonts w:hint="eastAsia"/>
-          <w:b/>
-          <w:bCs/>
-        </w:rPr>
-      </w:pPr>
-      <w:r>
-        <w:rPr>
-          <w:rFonts w:hint="eastAsia"/>
-          <w:b/>
-          <w:bCs/>
-        </w:rPr>
-        <w:t>总结：</w:t>
-      </w:r>
-    </w:p>
-    <w:p>
-      <w:pPr>
-        <w:rPr>
-          <w:rFonts w:hint="eastAsia"/>
-          <w:b/>
-          <w:bCs/>
-        </w:rPr>
-      </w:pPr>
-    </w:p>
-    <w:p>
-      <w:pPr>
-        <w:rPr>
-          <w:rFonts w:hint="eastAsia"/>
-          <w:b/>
-          <w:bCs/>
-        </w:rPr>
-      </w:pPr>
-      <w:r>
-        <w:rPr>
-          <w:rFonts w:hint="eastAsia"/>
-          <w:b/>
-          <w:bCs/>
-        </w:rPr>
-        <w:t>2026.6.8  day1</w:t>
-      </w:r>
-    </w:p>
-    <w:p>
-      <w:pPr>
-        <w:rPr>
-          <w:rFonts w:hint="eastAsia"/>
-          <w:b/>
-          <w:bCs/>
-        </w:rPr>
-      </w:pPr>
-      <w:r>
-        <w:rPr>
-          <w:rFonts w:hint="eastAsia"/>
-          <w:b/>
-          <w:bCs/>
-        </w:rPr>
-        <w:t>内容：</w:t>
-      </w:r>
-    </w:p>
-    <w:p>
-      <w:pPr>
-        <w:rPr>
-          <w:rFonts w:hint="eastAsia"/>
-          <w:b/>
-          <w:bCs/>
-        </w:rPr>
-      </w:pPr>
-      <w:r>
-        <w:rPr>
-          <w:rFonts w:hint="eastAsia"/>
-          <w:b/>
-          <w:bCs/>
-        </w:rPr>
-        <w:lastRenderedPageBreak/>
         <w:t>收获：</w:t>
       </w:r>
     </w:p>

--- a/Linux-Driver-Notes/linux驱动学习日志.docx
+++ b/Linux-Driver-Notes/linux驱动学习日志.docx
@@ -99,7 +99,7 @@
           <v:shape id="_x0000_i1025" type="#_x0000_t75" style="width:76.2pt;height:52.8pt" o:ole="">
             <v:imagedata r:id="rId4" o:title=""/>
           </v:shape>
-          <o:OLEObject Type="Embed" ProgID="Package" ShapeID="_x0000_i1025" DrawAspect="Icon" ObjectID="_1842770245" r:id="rId5"/>
+          <o:OLEObject Type="Embed" ProgID="Package" ShapeID="_x0000_i1025" DrawAspect="Icon" ObjectID="_1842936666" r:id="rId5"/>
         </w:object>
       </w:r>
       <w:r>
@@ -112,7 +112,7 @@
           <v:shape id="_x0000_i1026" type="#_x0000_t75" style="width:76.2pt;height:52.8pt" o:ole="">
             <v:imagedata r:id="rId6" o:title=""/>
           </v:shape>
-          <o:OLEObject Type="Embed" ProgID="Package" ShapeID="_x0000_i1026" DrawAspect="Icon" ObjectID="_1842770246" r:id="rId7"/>
+          <o:OLEObject Type="Embed" ProgID="Package" ShapeID="_x0000_i1026" DrawAspect="Icon" ObjectID="_1842936667" r:id="rId7"/>
         </w:object>
       </w:r>
       <w:r>
@@ -125,7 +125,7 @@
           <v:shape id="_x0000_i1027" type="#_x0000_t75" style="width:76.2pt;height:52.8pt" o:ole="">
             <v:imagedata r:id="rId8" o:title=""/>
           </v:shape>
-          <o:OLEObject Type="Embed" ProgID="Package" ShapeID="_x0000_i1027" DrawAspect="Icon" ObjectID="_1842770247" r:id="rId9"/>
+          <o:OLEObject Type="Embed" ProgID="Package" ShapeID="_x0000_i1027" DrawAspect="Icon" ObjectID="_1842936668" r:id="rId9"/>
         </w:object>
       </w:r>
     </w:p>
@@ -342,7 +342,7 @@
           <v:shape id="_x0000_i1028" type="#_x0000_t75" style="width:76.2pt;height:52.8pt" o:ole="">
             <v:imagedata r:id="rId10" o:title=""/>
           </v:shape>
-          <o:OLEObject Type="Embed" ProgID="Package" ShapeID="_x0000_i1028" DrawAspect="Icon" ObjectID="_1842770248" r:id="rId11"/>
+          <o:OLEObject Type="Embed" ProgID="Package" ShapeID="_x0000_i1028" DrawAspect="Icon" ObjectID="_1842936669" r:id="rId11"/>
         </w:object>
       </w:r>
       <w:r>
@@ -355,7 +355,7 @@
           <v:shape id="_x0000_i1029" type="#_x0000_t75" style="width:76.2pt;height:52.8pt" o:ole="">
             <v:imagedata r:id="rId12" o:title=""/>
           </v:shape>
-          <o:OLEObject Type="Embed" ProgID="Package" ShapeID="_x0000_i1029" DrawAspect="Icon" ObjectID="_1842770249" r:id="rId13"/>
+          <o:OLEObject Type="Embed" ProgID="Package" ShapeID="_x0000_i1029" DrawAspect="Icon" ObjectID="_1842936670" r:id="rId13"/>
         </w:object>
       </w:r>
       <w:r>
@@ -366,7 +366,7 @@
           <v:shape id="_x0000_i1030" type="#_x0000_t75" style="width:76.2pt;height:52.8pt" o:ole="">
             <v:imagedata r:id="rId14" o:title=""/>
           </v:shape>
-          <o:OLEObject Type="Embed" ProgID="Package" ShapeID="_x0000_i1030" DrawAspect="Icon" ObjectID="_1842770250" r:id="rId15"/>
+          <o:OLEObject Type="Embed" ProgID="Package" ShapeID="_x0000_i1030" DrawAspect="Icon" ObjectID="_1842936671" r:id="rId15"/>
         </w:object>
       </w:r>
       <w:r>
@@ -377,7 +377,7 @@
           <v:shape id="_x0000_i1031" type="#_x0000_t75" style="width:76.2pt;height:52.8pt" o:ole="">
             <v:imagedata r:id="rId16" o:title=""/>
           </v:shape>
-          <o:OLEObject Type="Embed" ProgID="Package" ShapeID="_x0000_i1031" DrawAspect="Icon" ObjectID="_1842770251" r:id="rId17"/>
+          <o:OLEObject Type="Embed" ProgID="Package" ShapeID="_x0000_i1031" DrawAspect="Icon" ObjectID="_1842936672" r:id="rId17"/>
         </w:object>
       </w:r>
       <w:r>
@@ -388,7 +388,7 @@
           <v:shape id="_x0000_i1032" type="#_x0000_t75" style="width:76.2pt;height:52.8pt" o:ole="">
             <v:imagedata r:id="rId18" o:title=""/>
           </v:shape>
-          <o:OLEObject Type="Embed" ProgID="Package" ShapeID="_x0000_i1032" DrawAspect="Icon" ObjectID="_1842770252" r:id="rId19"/>
+          <o:OLEObject Type="Embed" ProgID="Package" ShapeID="_x0000_i1032" DrawAspect="Icon" ObjectID="_1842936673" r:id="rId19"/>
         </w:object>
       </w:r>
       <w:r>
@@ -399,7 +399,7 @@
           <v:shape id="_x0000_i1033" type="#_x0000_t75" style="width:76.2pt;height:52.8pt" o:ole="">
             <v:imagedata r:id="rId20" o:title=""/>
           </v:shape>
-          <o:OLEObject Type="Embed" ProgID="Package" ShapeID="_x0000_i1033" DrawAspect="Icon" ObjectID="_1842770253" r:id="rId21"/>
+          <o:OLEObject Type="Embed" ProgID="Package" ShapeID="_x0000_i1033" DrawAspect="Icon" ObjectID="_1842936674" r:id="rId21"/>
         </w:object>
       </w:r>
       <w:r>
@@ -410,7 +410,7 @@
           <v:shape id="_x0000_i1034" type="#_x0000_t75" style="width:76.2pt;height:52.8pt" o:ole="">
             <v:imagedata r:id="rId22" o:title=""/>
           </v:shape>
-          <o:OLEObject Type="Embed" ProgID="Package" ShapeID="_x0000_i1034" DrawAspect="Icon" ObjectID="_1842770254" r:id="rId23"/>
+          <o:OLEObject Type="Embed" ProgID="Package" ShapeID="_x0000_i1034" DrawAspect="Icon" ObjectID="_1842936675" r:id="rId23"/>
         </w:object>
       </w:r>
       <w:r>
@@ -421,7 +421,7 @@
           <v:shape id="_x0000_i1035" type="#_x0000_t75" style="width:76.2pt;height:52.8pt" o:ole="">
             <v:imagedata r:id="rId24" o:title=""/>
           </v:shape>
-          <o:OLEObject Type="Embed" ProgID="Package" ShapeID="_x0000_i1035" DrawAspect="Icon" ObjectID="_1842770255" r:id="rId25"/>
+          <o:OLEObject Type="Embed" ProgID="Package" ShapeID="_x0000_i1035" DrawAspect="Icon" ObjectID="_1842936676" r:id="rId25"/>
         </w:object>
       </w:r>
       <w:r>
@@ -432,7 +432,7 @@
           <v:shape id="_x0000_i1036" type="#_x0000_t75" style="width:76.2pt;height:52.8pt" o:ole="">
             <v:imagedata r:id="rId26" o:title=""/>
           </v:shape>
-          <o:OLEObject Type="Embed" ProgID="Package" ShapeID="_x0000_i1036" DrawAspect="Icon" ObjectID="_1842770256" r:id="rId27"/>
+          <o:OLEObject Type="Embed" ProgID="Package" ShapeID="_x0000_i1036" DrawAspect="Icon" ObjectID="_1842936677" r:id="rId27"/>
         </w:object>
       </w:r>
     </w:p>
@@ -714,7 +714,7 @@
           <v:shape id="_x0000_i1037" type="#_x0000_t75" style="width:76.2pt;height:52.8pt" o:ole="">
             <v:imagedata r:id="rId28" o:title=""/>
           </v:shape>
-          <o:OLEObject Type="Embed" ProgID="Package" ShapeID="_x0000_i1037" DrawAspect="Icon" ObjectID="_1842770257" r:id="rId29"/>
+          <o:OLEObject Type="Embed" ProgID="Package" ShapeID="_x0000_i1037" DrawAspect="Icon" ObjectID="_1842936678" r:id="rId29"/>
         </w:object>
       </w:r>
     </w:p>
@@ -900,7 +900,7 @@
           <v:shape id="_x0000_i1038" type="#_x0000_t75" style="width:76.2pt;height:52.8pt" o:ole="">
             <v:imagedata r:id="rId30" o:title=""/>
           </v:shape>
-          <o:OLEObject Type="Embed" ProgID="Package" ShapeID="_x0000_i1038" DrawAspect="Icon" ObjectID="_1842770258" r:id="rId31"/>
+          <o:OLEObject Type="Embed" ProgID="Package" ShapeID="_x0000_i1038" DrawAspect="Icon" ObjectID="_1842936679" r:id="rId31"/>
         </w:object>
       </w:r>
     </w:p>
@@ -1033,10 +1033,10 @@
           <w:bCs/>
         </w:rPr>
         <w:object w:dxaOrig="1520" w:dyaOrig="1057" w14:anchorId="4025305A">
-          <v:shape id="_x0000_i1043" type="#_x0000_t75" style="width:76.2pt;height:52.8pt" o:ole="">
+          <v:shape id="_x0000_i1039" type="#_x0000_t75" style="width:76.2pt;height:52.8pt" o:ole="">
             <v:imagedata r:id="rId32" o:title=""/>
           </v:shape>
-          <o:OLEObject Type="Embed" ProgID="Package" ShapeID="_x0000_i1043" DrawAspect="Icon" ObjectID="_1842770259" r:id="rId33"/>
+          <o:OLEObject Type="Embed" ProgID="Package" ShapeID="_x0000_i1039" DrawAspect="Icon" ObjectID="_1842936680" r:id="rId33"/>
         </w:object>
       </w:r>
       <w:r>
@@ -1046,16 +1046,17 @@
           <w:bCs/>
         </w:rPr>
         <w:object w:dxaOrig="1520" w:dyaOrig="1057" w14:anchorId="01CC79E0">
-          <v:shape id="_x0000_i1044" type="#_x0000_t75" style="width:76.2pt;height:52.8pt" o:ole="">
+          <v:shape id="_x0000_i1040" type="#_x0000_t75" style="width:76.2pt;height:52.8pt" o:ole="">
             <v:imagedata r:id="rId34" o:title=""/>
           </v:shape>
-          <o:OLEObject Type="Embed" ProgID="Package" ShapeID="_x0000_i1044" DrawAspect="Icon" ObjectID="_1842770260" r:id="rId35"/>
+          <o:OLEObject Type="Embed" ProgID="Package" ShapeID="_x0000_i1040" DrawAspect="Icon" ObjectID="_1842936681" r:id="rId35"/>
         </w:object>
       </w:r>
     </w:p>
     <w:p>
       <w:pPr>
         <w:rPr>
+          <w:rFonts w:hint="eastAsia"/>
           <w:b/>
           <w:bCs/>
         </w:rPr>
@@ -1079,6 +1080,7 @@
     <w:p>
       <w:pPr>
         <w:rPr>
+          <w:rFonts w:hint="eastAsia"/>
           <w:b/>
           <w:bCs/>
         </w:rPr>
@@ -1095,6 +1097,7 @@
     <w:p>
       <w:pPr>
         <w:rPr>
+          <w:rFonts w:hint="eastAsia"/>
           <w:b/>
           <w:bCs/>
         </w:rPr>
@@ -1139,7 +1142,31 @@
           <w:b/>
           <w:bCs/>
         </w:rPr>
-        <w:t>2026.6.8  day1</w:t>
+        <w:t>2026.6.</w:t>
+      </w:r>
+      <w:r>
+        <w:rPr>
+          <w:rFonts w:hint="eastAsia"/>
+          <w:b/>
+          <w:bCs/>
+        </w:rPr>
+        <w:t>13</w:t>
+      </w:r>
+      <w:r>
+        <w:rPr>
+          <w:rFonts w:hint="eastAsia"/>
+          <w:b/>
+          <w:bCs/>
+        </w:rPr>
+        <w:t xml:space="preserve">  day</w:t>
+      </w:r>
+      <w:r>
+        <w:rPr>
+          <w:rFonts w:hint="eastAsia"/>
+          <w:b/>
+          <w:bCs/>
+        </w:rPr>
+        <w:t>6</w:t>
       </w:r>
     </w:p>
     <w:p>
@@ -1158,6 +1185,18 @@
         </w:rPr>
         <w:t>内容：</w:t>
       </w:r>
+      <w:r>
+        <w:rPr>
+          <w:rFonts w:hint="eastAsia"/>
+        </w:rPr>
+        <w:t>设备树</w:t>
+      </w:r>
+      <w:r>
+        <w:rPr>
+          <w:rFonts w:hint="eastAsia"/>
+        </w:rPr>
+        <w:t>，自定义节点，根节点范围，跟自己板子对应的dts文件名字要一样。</w:t>
+      </w:r>
     </w:p>
     <w:p>
       <w:pPr>
@@ -1175,6 +1214,32 @@
         </w:rPr>
         <w:t>收获：</w:t>
       </w:r>
+      <w:r>
+        <w:rPr>
+          <w:rFonts w:hint="eastAsia"/>
+          <w:b/>
+          <w:bCs/>
+        </w:rPr>
+        <w:object w:dxaOrig="1520" w:dyaOrig="1057" w14:anchorId="1A5874FB">
+          <v:shape id="_x0000_i1041" type="#_x0000_t75" style="width:76.2pt;height:52.8pt" o:ole="">
+            <v:imagedata r:id="rId36" o:title=""/>
+          </v:shape>
+          <o:OLEObject Type="Embed" ProgID="Package" ShapeID="_x0000_i1041" DrawAspect="Icon" ObjectID="_1842936682" r:id="rId37"/>
+        </w:object>
+      </w:r>
+      <w:r>
+        <w:rPr>
+          <w:rFonts w:hint="eastAsia"/>
+          <w:b/>
+          <w:bCs/>
+        </w:rPr>
+        <w:object w:dxaOrig="1520" w:dyaOrig="1057" w14:anchorId="7056B892">
+          <v:shape id="_x0000_i1042" type="#_x0000_t75" style="width:76.2pt;height:52.8pt" o:ole="">
+            <v:imagedata r:id="rId38" o:title=""/>
+          </v:shape>
+          <o:OLEObject Type="Embed" ProgID="Package" ShapeID="_x0000_i1042" DrawAspect="Icon" ObjectID="_1842936683" r:id="rId39"/>
+        </w:object>
+      </w:r>
     </w:p>
     <w:p>
       <w:pPr>
@@ -1192,41 +1257,82 @@
         </w:rPr>
         <w:t>总结：</w:t>
       </w:r>
-    </w:p>
-    <w:p>
-      <w:pPr>
-        <w:rPr>
-          <w:rFonts w:hint="eastAsia"/>
-          <w:b/>
-          <w:bCs/>
-        </w:rPr>
-      </w:pPr>
-    </w:p>
-    <w:p>
-      <w:pPr>
-        <w:rPr>
-          <w:rFonts w:hint="eastAsia"/>
-          <w:b/>
-          <w:bCs/>
-        </w:rPr>
-      </w:pPr>
-      <w:r>
-        <w:rPr>
-          <w:rFonts w:hint="eastAsia"/>
-          <w:b/>
-          <w:bCs/>
-        </w:rPr>
-        <w:t>2026.6.8  day1</w:t>
-      </w:r>
-    </w:p>
-    <w:p>
-      <w:pPr>
-        <w:rPr>
-          <w:rFonts w:hint="eastAsia"/>
-          <w:b/>
-          <w:bCs/>
-        </w:rPr>
-      </w:pPr>
+      <w:bookmarkStart w:id="0" w:name="OLE_LINK1"/>
+      <w:r>
+        <w:rPr>
+          <w:b/>
+          <w:bCs/>
+        </w:rPr>
+        <w:t>刚才就是踩了几个坑，第一个是&amp;号，自定义节点不能加，然后就是要把自定义节点写在根节点的大括号里面，不能写在外面（是叫根节点吗）然后就是makefile里面要加上自己设备（查看自己板子的命令是什么？）这个板子要用./build.sh kernel命令在源码目录中使用，那样会删除掉config但是会把新的设备树烧录到boot.img里面，我要重新烧录tf卡上电才能刷新设备树</w:t>
+      </w:r>
+      <w:r>
+        <w:rPr>
+          <w:rFonts w:hint="eastAsia"/>
+          <w:b/>
+          <w:bCs/>
+        </w:rPr>
+        <w:t>因为设备树文集和boot镜像是绑定在一起的</w:t>
+      </w:r>
+      <w:r>
+        <w:rPr>
+          <w:b/>
+          <w:bCs/>
+        </w:rPr>
+        <w:t>。那我要编译驱动的时候config没了我每次都要重新生成并改变smp和thumb2是不是太麻烦了我能把已经能用的config存起来，每次更新设备树之后执行./build.sh kernel后我就把config拖进来，然后重新编译内核</w:t>
+      </w:r>
+    </w:p>
+    <w:bookmarkEnd w:id="0"/>
+    <w:p>
+      <w:pPr>
+        <w:rPr>
+          <w:rFonts w:hint="eastAsia"/>
+          <w:b/>
+          <w:bCs/>
+        </w:rPr>
+      </w:pPr>
+    </w:p>
+    <w:p>
+      <w:pPr>
+        <w:rPr>
+          <w:rFonts w:hint="eastAsia"/>
+          <w:b/>
+          <w:bCs/>
+        </w:rPr>
+      </w:pPr>
+      <w:r>
+        <w:rPr>
+          <w:rFonts w:hint="eastAsia"/>
+          <w:b/>
+          <w:bCs/>
+        </w:rPr>
+        <w:t>2026.6.</w:t>
+      </w:r>
+      <w:r>
+        <w:rPr>
+          <w:rFonts w:hint="eastAsia"/>
+          <w:b/>
+          <w:bCs/>
+        </w:rPr>
+        <w:t>14</w:t>
+      </w:r>
+      <w:r>
+        <w:rPr>
+          <w:rFonts w:hint="eastAsia"/>
+          <w:b/>
+          <w:bCs/>
+        </w:rPr>
+        <w:t xml:space="preserve">  day</w:t>
+      </w:r>
+      <w:r>
+        <w:rPr>
+          <w:rFonts w:hint="eastAsia"/>
+          <w:b/>
+          <w:bCs/>
+        </w:rPr>
+        <w:t>7</w:t>
+      </w:r>
+    </w:p>
+    <w:p>
       <w:r>
         <w:rPr>
           <w:rFonts w:hint="eastAsia"/>
@@ -1235,6 +1341,19 @@
         </w:rPr>
         <w:t>内容：</w:t>
       </w:r>
+      <w:r>
+        <w:rPr>
+          <w:rFonts w:hint="eastAsia"/>
+        </w:rPr>
+        <w:t>platform_driver,file_oparetion应用层入口以及联系，dts自定义节点参数含义</w:t>
+      </w:r>
+    </w:p>
+    <w:p>
+      <w:pPr>
+        <w:rPr>
+          <w:rFonts w:hint="eastAsia"/>
+        </w:rPr>
+      </w:pPr>
     </w:p>
     <w:p>
       <w:pPr>
@@ -1252,11 +1371,23 @@
         </w:rPr>
         <w:t>收获：</w:t>
       </w:r>
-    </w:p>
-    <w:p>
-      <w:pPr>
-        <w:rPr>
-          <w:rFonts w:hint="eastAsia"/>
+      <w:r>
+        <w:rPr>
+          <w:rFonts w:hint="eastAsia"/>
+          <w:b/>
+          <w:bCs/>
+        </w:rPr>
+        <w:object w:dxaOrig="1520" w:dyaOrig="1057" w14:anchorId="5BD56CF2">
+          <v:shape id="_x0000_i1043" type="#_x0000_t75" style="width:76.2pt;height:52.8pt" o:ole="">
+            <v:imagedata r:id="rId40" o:title=""/>
+          </v:shape>
+          <o:OLEObject Type="Embed" ProgID="Package" ShapeID="_x0000_i1043" DrawAspect="Icon" ObjectID="_1842936684" r:id="rId41"/>
+        </w:object>
+      </w:r>
+    </w:p>
+    <w:p>
+      <w:pPr>
+        <w:rPr>
           <w:b/>
           <w:bCs/>
         </w:rPr>
@@ -1269,6 +1400,53 @@
         </w:rPr>
         <w:t>总结：</w:t>
       </w:r>
+      <w:r>
+        <w:rPr>
+          <w:b/>
+          <w:bCs/>
+        </w:rPr>
+        <w:t>应用层我们用的那些工业支持库，比如libmodbus、SocketCAN、mosquitto这些，实际上里面封装的都是write()、read()、open()等这些驱动留给应用的指定入口函数。而驱动里面写的file_operations，就是将指定入口函数和驱动里面真正实现底层功能的驱动函数联系起来。应用层要找的驱动，不仅仅需要内核入口，还需要名号，所以我们写驱动的时候还要给我们的设备驱动整上自动分配设备号以及自动创建设备节点，那样应用层下来VFS才知道他要找哪个驱动。</w:t>
+      </w:r>
+    </w:p>
+    <w:p>
+      <w:pPr>
+        <w:rPr>
+          <w:b/>
+          <w:bCs/>
+        </w:rPr>
+      </w:pPr>
+    </w:p>
+    <w:p>
+      <w:pPr>
+        <w:rPr>
+          <w:b/>
+          <w:bCs/>
+        </w:rPr>
+      </w:pPr>
+      <w:r>
+        <w:rPr>
+          <w:b/>
+          <w:bCs/>
+        </w:rPr>
+        <w:t>而要开发驱动，得先在对应的dts文件里加入自定义硬件描述，里面的属性例如gpio-active-xxx这些都是内核规定好的。然后在驱动文件里面创建匹配表，通过MODULE_DEVICE_TABLE把这个匹配表导出到内核模块的符号表里，这样内核在加载模块时就能读到这个表，然后去设备树里扫描有没有节点的compatible能和它匹配得上。匹配成功后，内核会把设备树节点信息封装在platform_device里，传给probe函数。我们在probe里通过pdev拿到设备树里规定的硬件属性，去实现硬件的初始化和功能。对比</w:t>
+      </w:r>
+      <w:r>
+        <w:rPr>
+          <w:b/>
+          <w:bCs/>
+        </w:rPr>
+        <w:lastRenderedPageBreak/>
+        <w:t>成功就加载驱动并执行</w:t>
+      </w:r>
+    </w:p>
+    <w:p>
+      <w:pPr>
+        <w:rPr>
+          <w:rFonts w:hint="eastAsia"/>
+          <w:b/>
+          <w:bCs/>
+        </w:rPr>
+      </w:pPr>
     </w:p>
     <w:p>
       <w:pPr>

--- a/Linux-Driver-Notes/linux驱动学习日志.docx
+++ b/Linux-Driver-Notes/linux驱动学习日志.docx
@@ -99,7 +99,7 @@
           <v:shape id="_x0000_i1025" type="#_x0000_t75" style="width:76.2pt;height:52.8pt" o:ole="">
             <v:imagedata r:id="rId4" o:title=""/>
           </v:shape>
-          <o:OLEObject Type="Embed" ProgID="Package" ShapeID="_x0000_i1025" DrawAspect="Icon" ObjectID="_1842936666" r:id="rId5"/>
+          <o:OLEObject Type="Embed" ProgID="Package" ShapeID="_x0000_i1025" DrawAspect="Icon" ObjectID="_1843835532" r:id="rId5"/>
         </w:object>
       </w:r>
       <w:r>
@@ -112,7 +112,7 @@
           <v:shape id="_x0000_i1026" type="#_x0000_t75" style="width:76.2pt;height:52.8pt" o:ole="">
             <v:imagedata r:id="rId6" o:title=""/>
           </v:shape>
-          <o:OLEObject Type="Embed" ProgID="Package" ShapeID="_x0000_i1026" DrawAspect="Icon" ObjectID="_1842936667" r:id="rId7"/>
+          <o:OLEObject Type="Embed" ProgID="Package" ShapeID="_x0000_i1026" DrawAspect="Icon" ObjectID="_1843835533" r:id="rId7"/>
         </w:object>
       </w:r>
       <w:r>
@@ -125,7 +125,7 @@
           <v:shape id="_x0000_i1027" type="#_x0000_t75" style="width:76.2pt;height:52.8pt" o:ole="">
             <v:imagedata r:id="rId8" o:title=""/>
           </v:shape>
-          <o:OLEObject Type="Embed" ProgID="Package" ShapeID="_x0000_i1027" DrawAspect="Icon" ObjectID="_1842936668" r:id="rId9"/>
+          <o:OLEObject Type="Embed" ProgID="Package" ShapeID="_x0000_i1027" DrawAspect="Icon" ObjectID="_1843835534" r:id="rId9"/>
         </w:object>
       </w:r>
     </w:p>
@@ -150,64 +150,233 @@
           <w:b/>
           <w:bCs/>
         </w:rPr>
-        <w:t>内核模块指的是，挂载到内核上的模块，不能理解为，内核算是一个模块。因为Linux内核本身有难扩展以及维护的缺点所以才有了这个。其中内核架构还分宏模块和微模块，Linux是属于宏模块</w:t>
-      </w:r>
-    </w:p>
-    <w:p>
-      <w:pPr>
-        <w:rPr>
-          <w:rFonts w:hint="eastAsia"/>
-          <w:b/>
-          <w:bCs/>
-        </w:rPr>
-      </w:pPr>
-    </w:p>
-    <w:p>
-      <w:pPr>
-        <w:rPr>
-          <w:rFonts w:hint="eastAsia"/>
-          <w:b/>
-          <w:bCs/>
-        </w:rPr>
-      </w:pPr>
-      <w:r>
-        <w:rPr>
-          <w:b/>
-          <w:bCs/>
-        </w:rPr>
-        <w:t>我要写一个内核模块文件，mydev.c，里面用的定义啥的都用内核里面规定，例如：printf不能用，要用printk</w:t>
-      </w:r>
-    </w:p>
-    <w:p>
-      <w:pPr>
-        <w:rPr>
-          <w:rFonts w:hint="eastAsia"/>
-          <w:b/>
-          <w:bCs/>
-        </w:rPr>
-      </w:pPr>
-      <w:r>
-        <w:rPr>
-          <w:b/>
-          <w:bCs/>
-        </w:rPr>
-        <w:t>用makefile编译成.ko文件，就得到了你的内核专属动态驱动文件，用insmod加载模块，然后你的内核模块就会动态挂载到内核，不修改原生内核</w:t>
-      </w:r>
-    </w:p>
-    <w:p>
-      <w:pPr>
-        <w:rPr>
-          <w:rFonts w:hint="eastAsia"/>
-          <w:b/>
-          <w:bCs/>
-        </w:rPr>
-      </w:pPr>
-      <w:r>
-        <w:rPr>
-          <w:b/>
-          <w:bCs/>
-        </w:rPr>
-        <w:t>你写mydec.c的时候，会用到__init修饰，这个修饰是只执行一次，执行完就释放。然后module_init（写在mydev.c的初始化函数）;写在后面就是告诉内核，加载完内核模块后第一个执行这个函数。如果有__init标就按照执行完自动释放。</w:t>
+        <w:t>内核模块指的是，挂载到内核上的模块，不能理解为，内核算是一个模块。因为Linux内核本身有难扩展以及维护的缺点所以才有了这个。其中内核架构</w:t>
+      </w:r>
+      <w:proofErr w:type="gramStart"/>
+      <w:r>
+        <w:rPr>
+          <w:b/>
+          <w:bCs/>
+        </w:rPr>
+        <w:t>还分宏模块</w:t>
+      </w:r>
+      <w:proofErr w:type="gramEnd"/>
+      <w:r>
+        <w:rPr>
+          <w:b/>
+          <w:bCs/>
+        </w:rPr>
+        <w:t>和微模块，Linux是属于宏模块</w:t>
+      </w:r>
+    </w:p>
+    <w:p>
+      <w:pPr>
+        <w:rPr>
+          <w:rFonts w:hint="eastAsia"/>
+          <w:b/>
+          <w:bCs/>
+        </w:rPr>
+      </w:pPr>
+    </w:p>
+    <w:p>
+      <w:pPr>
+        <w:rPr>
+          <w:rFonts w:hint="eastAsia"/>
+          <w:b/>
+          <w:bCs/>
+        </w:rPr>
+      </w:pPr>
+      <w:r>
+        <w:rPr>
+          <w:b/>
+          <w:bCs/>
+        </w:rPr>
+        <w:t>我要写一个内核模块文件，</w:t>
+      </w:r>
+      <w:proofErr w:type="spellStart"/>
+      <w:r>
+        <w:rPr>
+          <w:b/>
+          <w:bCs/>
+        </w:rPr>
+        <w:t>mydev.c</w:t>
+      </w:r>
+      <w:proofErr w:type="spellEnd"/>
+      <w:r>
+        <w:rPr>
+          <w:b/>
+          <w:bCs/>
+        </w:rPr>
+        <w:t>，里面用的定义啥的都用内核里面规定，例如：</w:t>
+      </w:r>
+      <w:proofErr w:type="spellStart"/>
+      <w:r>
+        <w:rPr>
+          <w:b/>
+          <w:bCs/>
+        </w:rPr>
+        <w:t>printf</w:t>
+      </w:r>
+      <w:proofErr w:type="spellEnd"/>
+      <w:r>
+        <w:rPr>
+          <w:b/>
+          <w:bCs/>
+        </w:rPr>
+        <w:t>不能用，要用</w:t>
+      </w:r>
+      <w:proofErr w:type="spellStart"/>
+      <w:r>
+        <w:rPr>
+          <w:b/>
+          <w:bCs/>
+        </w:rPr>
+        <w:t>printk</w:t>
+      </w:r>
+      <w:proofErr w:type="spellEnd"/>
+    </w:p>
+    <w:p>
+      <w:pPr>
+        <w:rPr>
+          <w:rFonts w:hint="eastAsia"/>
+          <w:b/>
+          <w:bCs/>
+        </w:rPr>
+      </w:pPr>
+      <w:r>
+        <w:rPr>
+          <w:b/>
+          <w:bCs/>
+        </w:rPr>
+        <w:t>用</w:t>
+      </w:r>
+      <w:proofErr w:type="spellStart"/>
+      <w:r>
+        <w:rPr>
+          <w:b/>
+          <w:bCs/>
+        </w:rPr>
+        <w:t>makefile</w:t>
+      </w:r>
+      <w:proofErr w:type="spellEnd"/>
+      <w:r>
+        <w:rPr>
+          <w:b/>
+          <w:bCs/>
+        </w:rPr>
+        <w:t>编译成.ko文件，就得到了你的内核专属动态驱动文件，用</w:t>
+      </w:r>
+      <w:proofErr w:type="spellStart"/>
+      <w:r>
+        <w:rPr>
+          <w:b/>
+          <w:bCs/>
+        </w:rPr>
+        <w:t>insmod</w:t>
+      </w:r>
+      <w:proofErr w:type="spellEnd"/>
+      <w:r>
+        <w:rPr>
+          <w:b/>
+          <w:bCs/>
+        </w:rPr>
+        <w:t>加载模块，然后你的内核模块就会动态挂载到内核，不修改原生内核</w:t>
+      </w:r>
+    </w:p>
+    <w:p>
+      <w:pPr>
+        <w:rPr>
+          <w:rFonts w:hint="eastAsia"/>
+          <w:b/>
+          <w:bCs/>
+        </w:rPr>
+      </w:pPr>
+      <w:r>
+        <w:rPr>
+          <w:b/>
+          <w:bCs/>
+        </w:rPr>
+        <w:t>你写</w:t>
+      </w:r>
+      <w:proofErr w:type="spellStart"/>
+      <w:r>
+        <w:rPr>
+          <w:b/>
+          <w:bCs/>
+        </w:rPr>
+        <w:t>mydec.c</w:t>
+      </w:r>
+      <w:proofErr w:type="spellEnd"/>
+      <w:r>
+        <w:rPr>
+          <w:b/>
+          <w:bCs/>
+        </w:rPr>
+        <w:t>的时候，会用到__</w:t>
+      </w:r>
+      <w:proofErr w:type="spellStart"/>
+      <w:r>
+        <w:rPr>
+          <w:b/>
+          <w:bCs/>
+        </w:rPr>
+        <w:t>init</w:t>
+      </w:r>
+      <w:proofErr w:type="spellEnd"/>
+      <w:r>
+        <w:rPr>
+          <w:b/>
+          <w:bCs/>
+        </w:rPr>
+        <w:t>修饰，这个修饰是只执行一次，执行完就释放。然后</w:t>
+      </w:r>
+      <w:proofErr w:type="spellStart"/>
+      <w:r>
+        <w:rPr>
+          <w:b/>
+          <w:bCs/>
+        </w:rPr>
+        <w:t>module_init</w:t>
+      </w:r>
+      <w:proofErr w:type="spellEnd"/>
+      <w:r>
+        <w:rPr>
+          <w:b/>
+          <w:bCs/>
+        </w:rPr>
+        <w:t>（写在</w:t>
+      </w:r>
+      <w:proofErr w:type="spellStart"/>
+      <w:r>
+        <w:rPr>
+          <w:b/>
+          <w:bCs/>
+        </w:rPr>
+        <w:t>mydev.c</w:t>
+      </w:r>
+      <w:proofErr w:type="spellEnd"/>
+      <w:r>
+        <w:rPr>
+          <w:b/>
+          <w:bCs/>
+        </w:rPr>
+        <w:t>的初始化函数）;写在后面就是告诉内核，加载完内核模块后第一个执行这个函数。如果有__</w:t>
+      </w:r>
+      <w:proofErr w:type="spellStart"/>
+      <w:r>
+        <w:rPr>
+          <w:b/>
+          <w:bCs/>
+        </w:rPr>
+        <w:t>init</w:t>
+      </w:r>
+      <w:proofErr w:type="spellEnd"/>
+      <w:r>
+        <w:rPr>
+          <w:b/>
+          <w:bCs/>
+        </w:rPr>
+        <w:t>标就按照执行完自动释放。</w:t>
       </w:r>
     </w:p>
     <w:p>
@@ -293,7 +462,35 @@
         <w:rPr>
           <w:rFonts w:hint="eastAsia"/>
         </w:rPr>
-        <w:t>，printk，Makefile分析</w:t>
+        <w:t>，</w:t>
+      </w:r>
+      <w:proofErr w:type="spellStart"/>
+      <w:r>
+        <w:rPr>
+          <w:rFonts w:hint="eastAsia"/>
+        </w:rPr>
+        <w:t>printk</w:t>
+      </w:r>
+      <w:proofErr w:type="spellEnd"/>
+      <w:r>
+        <w:rPr>
+          <w:rFonts w:hint="eastAsia"/>
+        </w:rPr>
+        <w:t>，</w:t>
+      </w:r>
+      <w:proofErr w:type="spellStart"/>
+      <w:r>
+        <w:rPr>
+          <w:rFonts w:hint="eastAsia"/>
+        </w:rPr>
+        <w:t>Makefile</w:t>
+      </w:r>
+      <w:proofErr w:type="spellEnd"/>
+      <w:r>
+        <w:rPr>
+          <w:rFonts w:hint="eastAsia"/>
+        </w:rPr>
+        <w:t>分析</w:t>
       </w:r>
       <w:r>
         <w:rPr>
@@ -342,7 +539,7 @@
           <v:shape id="_x0000_i1028" type="#_x0000_t75" style="width:76.2pt;height:52.8pt" o:ole="">
             <v:imagedata r:id="rId10" o:title=""/>
           </v:shape>
-          <o:OLEObject Type="Embed" ProgID="Package" ShapeID="_x0000_i1028" DrawAspect="Icon" ObjectID="_1842936669" r:id="rId11"/>
+          <o:OLEObject Type="Embed" ProgID="Package" ShapeID="_x0000_i1028" DrawAspect="Icon" ObjectID="_1843835535" r:id="rId11"/>
         </w:object>
       </w:r>
       <w:r>
@@ -355,7 +552,7 @@
           <v:shape id="_x0000_i1029" type="#_x0000_t75" style="width:76.2pt;height:52.8pt" o:ole="">
             <v:imagedata r:id="rId12" o:title=""/>
           </v:shape>
-          <o:OLEObject Type="Embed" ProgID="Package" ShapeID="_x0000_i1029" DrawAspect="Icon" ObjectID="_1842936670" r:id="rId13"/>
+          <o:OLEObject Type="Embed" ProgID="Package" ShapeID="_x0000_i1029" DrawAspect="Icon" ObjectID="_1843835536" r:id="rId13"/>
         </w:object>
       </w:r>
       <w:r>
@@ -366,7 +563,7 @@
           <v:shape id="_x0000_i1030" type="#_x0000_t75" style="width:76.2pt;height:52.8pt" o:ole="">
             <v:imagedata r:id="rId14" o:title=""/>
           </v:shape>
-          <o:OLEObject Type="Embed" ProgID="Package" ShapeID="_x0000_i1030" DrawAspect="Icon" ObjectID="_1842936671" r:id="rId15"/>
+          <o:OLEObject Type="Embed" ProgID="Package" ShapeID="_x0000_i1030" DrawAspect="Icon" ObjectID="_1843835537" r:id="rId15"/>
         </w:object>
       </w:r>
       <w:r>
@@ -377,7 +574,7 @@
           <v:shape id="_x0000_i1031" type="#_x0000_t75" style="width:76.2pt;height:52.8pt" o:ole="">
             <v:imagedata r:id="rId16" o:title=""/>
           </v:shape>
-          <o:OLEObject Type="Embed" ProgID="Package" ShapeID="_x0000_i1031" DrawAspect="Icon" ObjectID="_1842936672" r:id="rId17"/>
+          <o:OLEObject Type="Embed" ProgID="Package" ShapeID="_x0000_i1031" DrawAspect="Icon" ObjectID="_1843835538" r:id="rId17"/>
         </w:object>
       </w:r>
       <w:r>
@@ -388,7 +585,7 @@
           <v:shape id="_x0000_i1032" type="#_x0000_t75" style="width:76.2pt;height:52.8pt" o:ole="">
             <v:imagedata r:id="rId18" o:title=""/>
           </v:shape>
-          <o:OLEObject Type="Embed" ProgID="Package" ShapeID="_x0000_i1032" DrawAspect="Icon" ObjectID="_1842936673" r:id="rId19"/>
+          <o:OLEObject Type="Embed" ProgID="Package" ShapeID="_x0000_i1032" DrawAspect="Icon" ObjectID="_1843835539" r:id="rId19"/>
         </w:object>
       </w:r>
       <w:r>
@@ -399,7 +596,7 @@
           <v:shape id="_x0000_i1033" type="#_x0000_t75" style="width:76.2pt;height:52.8pt" o:ole="">
             <v:imagedata r:id="rId20" o:title=""/>
           </v:shape>
-          <o:OLEObject Type="Embed" ProgID="Package" ShapeID="_x0000_i1033" DrawAspect="Icon" ObjectID="_1842936674" r:id="rId21"/>
+          <o:OLEObject Type="Embed" ProgID="Package" ShapeID="_x0000_i1033" DrawAspect="Icon" ObjectID="_1843835540" r:id="rId21"/>
         </w:object>
       </w:r>
       <w:r>
@@ -410,7 +607,7 @@
           <v:shape id="_x0000_i1034" type="#_x0000_t75" style="width:76.2pt;height:52.8pt" o:ole="">
             <v:imagedata r:id="rId22" o:title=""/>
           </v:shape>
-          <o:OLEObject Type="Embed" ProgID="Package" ShapeID="_x0000_i1034" DrawAspect="Icon" ObjectID="_1842936675" r:id="rId23"/>
+          <o:OLEObject Type="Embed" ProgID="Package" ShapeID="_x0000_i1034" DrawAspect="Icon" ObjectID="_1843835541" r:id="rId23"/>
         </w:object>
       </w:r>
       <w:r>
@@ -421,7 +618,7 @@
           <v:shape id="_x0000_i1035" type="#_x0000_t75" style="width:76.2pt;height:52.8pt" o:ole="">
             <v:imagedata r:id="rId24" o:title=""/>
           </v:shape>
-          <o:OLEObject Type="Embed" ProgID="Package" ShapeID="_x0000_i1035" DrawAspect="Icon" ObjectID="_1842936676" r:id="rId25"/>
+          <o:OLEObject Type="Embed" ProgID="Package" ShapeID="_x0000_i1035" DrawAspect="Icon" ObjectID="_1843835542" r:id="rId25"/>
         </w:object>
       </w:r>
       <w:r>
@@ -432,7 +629,7 @@
           <v:shape id="_x0000_i1036" type="#_x0000_t75" style="width:76.2pt;height:52.8pt" o:ole="">
             <v:imagedata r:id="rId26" o:title=""/>
           </v:shape>
-          <o:OLEObject Type="Embed" ProgID="Package" ShapeID="_x0000_i1036" DrawAspect="Icon" ObjectID="_1842936677" r:id="rId27"/>
+          <o:OLEObject Type="Embed" ProgID="Package" ShapeID="_x0000_i1036" DrawAspect="Icon" ObjectID="_1843835543" r:id="rId27"/>
         </w:object>
       </w:r>
     </w:p>
@@ -452,37 +649,129 @@
         </w:rPr>
         <w:t>总结：</w:t>
       </w:r>
-      <w:r>
-        <w:rPr>
-          <w:rFonts w:hint="eastAsia"/>
-          <w:b/>
-          <w:bCs/>
-        </w:rPr>
-        <w:t>伪目标是防止使用make指令时有同名冲突。</w:t>
-      </w:r>
-    </w:p>
-    <w:p>
-      <w:pPr>
-        <w:rPr>
-          <w:rFonts w:hint="eastAsia"/>
-          <w:b/>
-          <w:bCs/>
-        </w:rPr>
-      </w:pPr>
-      <w:r>
-        <w:rPr>
-          <w:rFonts w:hint="eastAsia"/>
-          <w:b/>
-          <w:bCs/>
-        </w:rPr>
-        <w:t>关于一些简单的内核模块makefile写法，</w:t>
-      </w:r>
-      <w:r>
-        <w:rPr>
-          <w:b/>
-          <w:bCs/>
-        </w:rPr>
-        <w:t>先定义好内核源码的文件位置，然后告诉内核目标架构以及指定交叉编译器前缀把这两个变量导出，export命令可以将这两个传给内核。然后就是模块定义`obj-m := helloworld.o`，之后执行make命令时：`-C`改变路径到内核，`M=`告诉内核当前makefile的路径，然后加上`modules`告诉内核我要编译`M=xxx`这个目标。make命令是外置makefile的指令，modules命令内核makefile的指令。</w:t>
+      <w:proofErr w:type="gramStart"/>
+      <w:r>
+        <w:rPr>
+          <w:rFonts w:hint="eastAsia"/>
+          <w:b/>
+          <w:bCs/>
+        </w:rPr>
+        <w:t>伪目标</w:t>
+      </w:r>
+      <w:proofErr w:type="gramEnd"/>
+      <w:r>
+        <w:rPr>
+          <w:rFonts w:hint="eastAsia"/>
+          <w:b/>
+          <w:bCs/>
+        </w:rPr>
+        <w:t>是防止使用make指令时有同名冲突。</w:t>
+      </w:r>
+    </w:p>
+    <w:p>
+      <w:pPr>
+        <w:rPr>
+          <w:rFonts w:hint="eastAsia"/>
+          <w:b/>
+          <w:bCs/>
+        </w:rPr>
+      </w:pPr>
+      <w:r>
+        <w:rPr>
+          <w:rFonts w:hint="eastAsia"/>
+          <w:b/>
+          <w:bCs/>
+        </w:rPr>
+        <w:t>关于一些简单的内核模块</w:t>
+      </w:r>
+      <w:proofErr w:type="spellStart"/>
+      <w:r>
+        <w:rPr>
+          <w:rFonts w:hint="eastAsia"/>
+          <w:b/>
+          <w:bCs/>
+        </w:rPr>
+        <w:t>makefile</w:t>
+      </w:r>
+      <w:proofErr w:type="spellEnd"/>
+      <w:r>
+        <w:rPr>
+          <w:rFonts w:hint="eastAsia"/>
+          <w:b/>
+          <w:bCs/>
+        </w:rPr>
+        <w:t>写法，</w:t>
+      </w:r>
+      <w:r>
+        <w:rPr>
+          <w:b/>
+          <w:bCs/>
+        </w:rPr>
+        <w:t xml:space="preserve">先定义好内核源码的文件位置，然后告诉内核目标架构以及指定交叉编译器前缀把这两个变量导出，export命令可以将这两个传给内核。然后就是模块定义`obj-m := </w:t>
+      </w:r>
+      <w:proofErr w:type="spellStart"/>
+      <w:r>
+        <w:rPr>
+          <w:b/>
+          <w:bCs/>
+        </w:rPr>
+        <w:t>helloworld.o</w:t>
+      </w:r>
+      <w:proofErr w:type="spellEnd"/>
+      <w:r>
+        <w:rPr>
+          <w:b/>
+          <w:bCs/>
+        </w:rPr>
+        <w:t>`，之后执行make命令时：`-C`改变路径到内核，`M=`告诉内核当前</w:t>
+      </w:r>
+      <w:proofErr w:type="spellStart"/>
+      <w:r>
+        <w:rPr>
+          <w:b/>
+          <w:bCs/>
+        </w:rPr>
+        <w:t>makefile</w:t>
+      </w:r>
+      <w:proofErr w:type="spellEnd"/>
+      <w:r>
+        <w:rPr>
+          <w:b/>
+          <w:bCs/>
+        </w:rPr>
+        <w:t>的路径，然后加上`modules`告诉内核我要编译`M=xxx`这个目标。make命令是外置</w:t>
+      </w:r>
+      <w:proofErr w:type="spellStart"/>
+      <w:r>
+        <w:rPr>
+          <w:b/>
+          <w:bCs/>
+        </w:rPr>
+        <w:t>makefile</w:t>
+      </w:r>
+      <w:proofErr w:type="spellEnd"/>
+      <w:r>
+        <w:rPr>
+          <w:b/>
+          <w:bCs/>
+        </w:rPr>
+        <w:t>的指令，modules命令内核</w:t>
+      </w:r>
+      <w:proofErr w:type="spellStart"/>
+      <w:r>
+        <w:rPr>
+          <w:b/>
+          <w:bCs/>
+        </w:rPr>
+        <w:t>makefile</w:t>
+      </w:r>
+      <w:proofErr w:type="spellEnd"/>
+      <w:r>
+        <w:rPr>
+          <w:b/>
+          <w:bCs/>
+        </w:rPr>
+        <w:t>的指令。</w:t>
       </w:r>
     </w:p>
     <w:p>
@@ -531,55 +820,151 @@
           <w:b/>
           <w:bCs/>
         </w:rPr>
-        <w:t>1. **提供方模块A（A.c）**：定义全局函数/变量 + `EXPORT_SYMBOL()` 导出符号</w:t>
-      </w:r>
-    </w:p>
-    <w:p>
-      <w:pPr>
-        <w:rPr>
-          <w:rFonts w:hint="eastAsia"/>
-          <w:b/>
-          <w:bCs/>
-        </w:rPr>
-      </w:pPr>
-      <w:r>
-        <w:rPr>
-          <w:b/>
-          <w:bCs/>
-        </w:rPr>
-        <w:t>2. **提供方头文件（A.h）**：对该函数/变量做外部声明（给其他模块调用）</w:t>
-      </w:r>
-    </w:p>
-    <w:p>
-      <w:pPr>
-        <w:rPr>
-          <w:rFonts w:hint="eastAsia"/>
-          <w:b/>
-          <w:bCs/>
-        </w:rPr>
-      </w:pPr>
-      <w:r>
-        <w:rPr>
-          <w:b/>
-          <w:bCs/>
-        </w:rPr>
-        <w:t>3. **使用方模块B（B.c）**：直接 `#include "A.h"`，即可调用A模块导出的函数/变量</w:t>
-      </w:r>
-    </w:p>
-    <w:p>
-      <w:pPr>
-        <w:rPr>
-          <w:rFonts w:hint="eastAsia"/>
-          <w:b/>
-          <w:bCs/>
-        </w:rPr>
-      </w:pPr>
-      <w:r>
-        <w:rPr>
-          <w:b/>
-          <w:bCs/>
-        </w:rPr>
-        <w:t>4. 加载规则：**先加载提供方A.ko，再加载使用方B.ko**，否则符号找不到、加载失败</w:t>
+        <w:t>1. **提供方模块A（</w:t>
+      </w:r>
+      <w:proofErr w:type="spellStart"/>
+      <w:r>
+        <w:rPr>
+          <w:b/>
+          <w:bCs/>
+        </w:rPr>
+        <w:t>A.c</w:t>
+      </w:r>
+      <w:proofErr w:type="spellEnd"/>
+      <w:r>
+        <w:rPr>
+          <w:b/>
+          <w:bCs/>
+        </w:rPr>
+        <w:t>）**：定义全局函数/变量 + `EXPORT_SYMBOL()` 导出符号</w:t>
+      </w:r>
+    </w:p>
+    <w:p>
+      <w:pPr>
+        <w:rPr>
+          <w:rFonts w:hint="eastAsia"/>
+          <w:b/>
+          <w:bCs/>
+        </w:rPr>
+      </w:pPr>
+      <w:r>
+        <w:rPr>
+          <w:b/>
+          <w:bCs/>
+        </w:rPr>
+        <w:t>2. **提供方头文件（</w:t>
+      </w:r>
+      <w:proofErr w:type="spellStart"/>
+      <w:r>
+        <w:rPr>
+          <w:b/>
+          <w:bCs/>
+        </w:rPr>
+        <w:t>A.h</w:t>
+      </w:r>
+      <w:proofErr w:type="spellEnd"/>
+      <w:r>
+        <w:rPr>
+          <w:b/>
+          <w:bCs/>
+        </w:rPr>
+        <w:t>）**：对该函数/变量做外部声明（给其他模块调用）</w:t>
+      </w:r>
+    </w:p>
+    <w:p>
+      <w:pPr>
+        <w:rPr>
+          <w:rFonts w:hint="eastAsia"/>
+          <w:b/>
+          <w:bCs/>
+        </w:rPr>
+      </w:pPr>
+      <w:r>
+        <w:rPr>
+          <w:b/>
+          <w:bCs/>
+        </w:rPr>
+        <w:t>3. **使用方模块B（</w:t>
+      </w:r>
+      <w:proofErr w:type="spellStart"/>
+      <w:r>
+        <w:rPr>
+          <w:b/>
+          <w:bCs/>
+        </w:rPr>
+        <w:t>B.c</w:t>
+      </w:r>
+      <w:proofErr w:type="spellEnd"/>
+      <w:r>
+        <w:rPr>
+          <w:b/>
+          <w:bCs/>
+        </w:rPr>
+        <w:t>）**：直接 `#include "</w:t>
+      </w:r>
+      <w:proofErr w:type="spellStart"/>
+      <w:r>
+        <w:rPr>
+          <w:b/>
+          <w:bCs/>
+        </w:rPr>
+        <w:t>A.h</w:t>
+      </w:r>
+      <w:proofErr w:type="spellEnd"/>
+      <w:r>
+        <w:rPr>
+          <w:b/>
+          <w:bCs/>
+        </w:rPr>
+        <w:t>"`，即可调用A模块导出的函数/变量</w:t>
+      </w:r>
+    </w:p>
+    <w:p>
+      <w:pPr>
+        <w:rPr>
+          <w:rFonts w:hint="eastAsia"/>
+          <w:b/>
+          <w:bCs/>
+        </w:rPr>
+      </w:pPr>
+      <w:r>
+        <w:rPr>
+          <w:b/>
+          <w:bCs/>
+        </w:rPr>
+        <w:t>4. 加载规则：**先加载提供方</w:t>
+      </w:r>
+      <w:proofErr w:type="spellStart"/>
+      <w:r>
+        <w:rPr>
+          <w:b/>
+          <w:bCs/>
+        </w:rPr>
+        <w:t>A.ko</w:t>
+      </w:r>
+      <w:proofErr w:type="spellEnd"/>
+      <w:r>
+        <w:rPr>
+          <w:b/>
+          <w:bCs/>
+        </w:rPr>
+        <w:t>，再加载使用方</w:t>
+      </w:r>
+      <w:proofErr w:type="spellStart"/>
+      <w:r>
+        <w:rPr>
+          <w:b/>
+          <w:bCs/>
+        </w:rPr>
+        <w:t>B.ko</w:t>
+      </w:r>
+      <w:proofErr w:type="spellEnd"/>
+      <w:r>
+        <w:rPr>
+          <w:b/>
+          <w:bCs/>
+        </w:rPr>
+        <w:t>**，否则符号找不到、加载失败</w:t>
       </w:r>
     </w:p>
     <w:p>
@@ -679,7 +1064,21 @@
         <w:rPr>
           <w:rFonts w:hint="eastAsia"/>
         </w:rPr>
-        <w:t>补充字符驱动的更详细的file_operations方面的知识，自动分配设备号，自动创建设备节点，注册设备的时的设备名称与设备节点之间的区别</w:t>
+        <w:t>补充字符驱动的更详细的</w:t>
+      </w:r>
+      <w:proofErr w:type="spellStart"/>
+      <w:r>
+        <w:rPr>
+          <w:rFonts w:hint="eastAsia"/>
+        </w:rPr>
+        <w:t>file_operations</w:t>
+      </w:r>
+      <w:proofErr w:type="spellEnd"/>
+      <w:r>
+        <w:rPr>
+          <w:rFonts w:hint="eastAsia"/>
+        </w:rPr>
+        <w:t>方面的知识，自动分配设备号，自动创建设备节点，注册设备的时的设备名称与设备节点之间的区别</w:t>
       </w:r>
       <w:r>
         <w:rPr>
@@ -714,7 +1113,7 @@
           <v:shape id="_x0000_i1037" type="#_x0000_t75" style="width:76.2pt;height:52.8pt" o:ole="">
             <v:imagedata r:id="rId28" o:title=""/>
           </v:shape>
-          <o:OLEObject Type="Embed" ProgID="Package" ShapeID="_x0000_i1037" DrawAspect="Icon" ObjectID="_1842936678" r:id="rId29"/>
+          <o:OLEObject Type="Embed" ProgID="Package" ShapeID="_x0000_i1037" DrawAspect="Icon" ObjectID="_1843835544" r:id="rId29"/>
         </w:object>
       </w:r>
     </w:p>
@@ -739,55 +1138,263 @@
           <w:b/>
           <w:bCs/>
         </w:rPr>
-        <w:t>1. 有关字符驱动的，我再驱动.C里面写的驱动函数，init里面有要有注册主设备（自动分配主设备号，参数填零）以及自动创建设备节点（如果不用的话你再加载这个模块之前还要用mknod命令自己创建节点）同时也要写自动创建设备节点的exit。自动创建设备节点要有类和类下的设备，例子：触摸屏类——&gt;某个触摸屏设备</w:t>
-      </w:r>
-    </w:p>
-    <w:p>
-      <w:pPr>
-        <w:rPr>
-          <w:rFonts w:hint="eastAsia"/>
-          <w:b/>
-          <w:bCs/>
-        </w:rPr>
-      </w:pPr>
-      <w:r>
-        <w:rPr>
-          <w:b/>
-          <w:bCs/>
-        </w:rPr>
-        <w:t>2. 设备名称：给内核看的，内核里面有很多驱动，总要给他个名字。</w:t>
-      </w:r>
-    </w:p>
-    <w:p>
-      <w:pPr>
-        <w:rPr>
-          <w:rFonts w:hint="eastAsia"/>
-          <w:b/>
-          <w:bCs/>
-        </w:rPr>
-      </w:pPr>
-      <w:r>
-        <w:rPr>
-          <w:b/>
-          <w:bCs/>
-        </w:rPr>
-        <w:t>设备节点：一个存在dev/的文件，里面只有主次设备号，这个设备节点就是应用层和内核之间的桥梁，vfs就是用这玩意去找到加载进内核的驱动，然后再通过设备号找到指向我加载进内核里面的驱动函数对应file_operation结构体的成员的指针，然后就能调用指针指向的内核内存里面我加载进去的驱动.KO。</w:t>
-      </w:r>
-    </w:p>
-    <w:p>
-      <w:pPr>
-        <w:rPr>
-          <w:rFonts w:hint="eastAsia"/>
-          <w:b/>
-          <w:bCs/>
-        </w:rPr>
-      </w:pPr>
-      <w:r>
-        <w:rPr>
-          <w:b/>
-          <w:bCs/>
-        </w:rPr>
-        <w:t>3. 自动创建设备节点，就是通过 class_create 创建内核类、device_create 创建设备，触发系统udev服务自动在 /dev 目录生成设备文件。驱动名是内核内部标识，设备节点名是 device_create 指定的名字，是应用层访问驱动的唯一入口。动态设备号+自动节点，是完整、标准、企业可用的字符设备驱动模板。</w:t>
+        <w:t>1. 有关字符驱动的，我再驱动.C里面写的驱动函数，</w:t>
+      </w:r>
+      <w:proofErr w:type="spellStart"/>
+      <w:r>
+        <w:rPr>
+          <w:b/>
+          <w:bCs/>
+        </w:rPr>
+        <w:t>init</w:t>
+      </w:r>
+      <w:proofErr w:type="spellEnd"/>
+      <w:r>
+        <w:rPr>
+          <w:b/>
+          <w:bCs/>
+        </w:rPr>
+        <w:t>里面有要有注册主设备（自动分配主设备号，参数填零）以及自动创建设备节点（如果不用的话你再加载这个模块之前还要用</w:t>
+      </w:r>
+      <w:proofErr w:type="spellStart"/>
+      <w:r>
+        <w:rPr>
+          <w:b/>
+          <w:bCs/>
+        </w:rPr>
+        <w:t>mknod</w:t>
+      </w:r>
+      <w:proofErr w:type="spellEnd"/>
+      <w:r>
+        <w:rPr>
+          <w:b/>
+          <w:bCs/>
+        </w:rPr>
+        <w:t>命令自己创建节点）同时也要写自动创建设备节点的exit。自动创建设备节点要有类</w:t>
+      </w:r>
+      <w:proofErr w:type="gramStart"/>
+      <w:r>
+        <w:rPr>
+          <w:b/>
+          <w:bCs/>
+        </w:rPr>
+        <w:t>和类下的</w:t>
+      </w:r>
+      <w:proofErr w:type="gramEnd"/>
+      <w:r>
+        <w:rPr>
+          <w:b/>
+          <w:bCs/>
+        </w:rPr>
+        <w:t>设备，例子：</w:t>
+      </w:r>
+      <w:proofErr w:type="gramStart"/>
+      <w:r>
+        <w:rPr>
+          <w:b/>
+          <w:bCs/>
+        </w:rPr>
+        <w:t>触摸屏类</w:t>
+      </w:r>
+      <w:proofErr w:type="gramEnd"/>
+      <w:r>
+        <w:rPr>
+          <w:b/>
+          <w:bCs/>
+        </w:rPr>
+        <w:t>——&gt;某个触摸屏设备</w:t>
+      </w:r>
+    </w:p>
+    <w:p>
+      <w:pPr>
+        <w:rPr>
+          <w:rFonts w:hint="eastAsia"/>
+          <w:b/>
+          <w:bCs/>
+        </w:rPr>
+      </w:pPr>
+      <w:r>
+        <w:rPr>
+          <w:b/>
+          <w:bCs/>
+        </w:rPr>
+        <w:t>2. 设备名称：给内核看的，内核里面有很多驱动，总要给他</w:t>
+      </w:r>
+      <w:proofErr w:type="gramStart"/>
+      <w:r>
+        <w:rPr>
+          <w:b/>
+          <w:bCs/>
+        </w:rPr>
+        <w:t>个</w:t>
+      </w:r>
+      <w:proofErr w:type="gramEnd"/>
+      <w:r>
+        <w:rPr>
+          <w:b/>
+          <w:bCs/>
+        </w:rPr>
+        <w:t>名字。</w:t>
+      </w:r>
+    </w:p>
+    <w:p>
+      <w:pPr>
+        <w:rPr>
+          <w:rFonts w:hint="eastAsia"/>
+          <w:b/>
+          <w:bCs/>
+        </w:rPr>
+      </w:pPr>
+      <w:r>
+        <w:rPr>
+          <w:b/>
+          <w:bCs/>
+        </w:rPr>
+        <w:t>设备节点：一个存在dev/的文件，里面只有主次设备号，这个设备节点就是应用层和内核之间的桥梁，</w:t>
+      </w:r>
+      <w:proofErr w:type="spellStart"/>
+      <w:r>
+        <w:rPr>
+          <w:b/>
+          <w:bCs/>
+        </w:rPr>
+        <w:t>vfs</w:t>
+      </w:r>
+      <w:proofErr w:type="spellEnd"/>
+      <w:r>
+        <w:rPr>
+          <w:b/>
+          <w:bCs/>
+        </w:rPr>
+        <w:t>就是用这玩意去找到</w:t>
+      </w:r>
+      <w:proofErr w:type="gramStart"/>
+      <w:r>
+        <w:rPr>
+          <w:b/>
+          <w:bCs/>
+        </w:rPr>
+        <w:t>加载进内核</w:t>
+      </w:r>
+      <w:proofErr w:type="gramEnd"/>
+      <w:r>
+        <w:rPr>
+          <w:b/>
+          <w:bCs/>
+        </w:rPr>
+        <w:t>的驱动，然后再通过设备号找到指向我</w:t>
+      </w:r>
+      <w:proofErr w:type="gramStart"/>
+      <w:r>
+        <w:rPr>
+          <w:b/>
+          <w:bCs/>
+        </w:rPr>
+        <w:t>加载进内核</w:t>
+      </w:r>
+      <w:proofErr w:type="gramEnd"/>
+      <w:r>
+        <w:rPr>
+          <w:b/>
+          <w:bCs/>
+        </w:rPr>
+        <w:t>里面的驱动函数对应</w:t>
+      </w:r>
+      <w:proofErr w:type="spellStart"/>
+      <w:r>
+        <w:rPr>
+          <w:b/>
+          <w:bCs/>
+        </w:rPr>
+        <w:t>file_operation</w:t>
+      </w:r>
+      <w:proofErr w:type="spellEnd"/>
+      <w:r>
+        <w:rPr>
+          <w:b/>
+          <w:bCs/>
+        </w:rPr>
+        <w:t>结构体的成员的指针，然后就能调用指针指向的内核内存里面我加载进去的驱动.KO。</w:t>
+      </w:r>
+    </w:p>
+    <w:p>
+      <w:pPr>
+        <w:rPr>
+          <w:rFonts w:hint="eastAsia"/>
+          <w:b/>
+          <w:bCs/>
+        </w:rPr>
+      </w:pPr>
+      <w:r>
+        <w:rPr>
+          <w:b/>
+          <w:bCs/>
+        </w:rPr>
+        <w:t xml:space="preserve">3. 自动创建设备节点，就是通过 </w:t>
+      </w:r>
+      <w:proofErr w:type="spellStart"/>
+      <w:r>
+        <w:rPr>
+          <w:b/>
+          <w:bCs/>
+        </w:rPr>
+        <w:t>class_create</w:t>
+      </w:r>
+      <w:proofErr w:type="spellEnd"/>
+      <w:r>
+        <w:rPr>
+          <w:b/>
+          <w:bCs/>
+        </w:rPr>
+        <w:t xml:space="preserve"> 创建内核类、</w:t>
+      </w:r>
+      <w:proofErr w:type="spellStart"/>
+      <w:r>
+        <w:rPr>
+          <w:b/>
+          <w:bCs/>
+        </w:rPr>
+        <w:t>device_create</w:t>
+      </w:r>
+      <w:proofErr w:type="spellEnd"/>
+      <w:r>
+        <w:rPr>
+          <w:b/>
+          <w:bCs/>
+        </w:rPr>
+        <w:t xml:space="preserve"> 创建设备，触发系统</w:t>
+      </w:r>
+      <w:proofErr w:type="spellStart"/>
+      <w:r>
+        <w:rPr>
+          <w:b/>
+          <w:bCs/>
+        </w:rPr>
+        <w:t>udev</w:t>
+      </w:r>
+      <w:proofErr w:type="spellEnd"/>
+      <w:r>
+        <w:rPr>
+          <w:b/>
+          <w:bCs/>
+        </w:rPr>
+        <w:t xml:space="preserve">服务自动在 /dev 目录生成设备文件。驱动名是内核内部标识，设备节点名是 </w:t>
+      </w:r>
+      <w:proofErr w:type="spellStart"/>
+      <w:r>
+        <w:rPr>
+          <w:b/>
+          <w:bCs/>
+        </w:rPr>
+        <w:t>device_create</w:t>
+      </w:r>
+      <w:proofErr w:type="spellEnd"/>
+      <w:r>
+        <w:rPr>
+          <w:b/>
+          <w:bCs/>
+        </w:rPr>
+        <w:t xml:space="preserve"> 指定的名字，是应用层访问驱动的唯一入口。动态设备号+自动节点，是完整、标准、企业可用的字符设备驱动模板。</w:t>
       </w:r>
     </w:p>
     <w:p>
@@ -900,7 +1507,7 @@
           <v:shape id="_x0000_i1038" type="#_x0000_t75" style="width:76.2pt;height:52.8pt" o:ole="">
             <v:imagedata r:id="rId30" o:title=""/>
           </v:shape>
-          <o:OLEObject Type="Embed" ProgID="Package" ShapeID="_x0000_i1038" DrawAspect="Icon" ObjectID="_1842936679" r:id="rId31"/>
+          <o:OLEObject Type="Embed" ProgID="Package" ShapeID="_x0000_i1038" DrawAspect="Icon" ObjectID="_1843835545" r:id="rId31"/>
         </w:object>
       </w:r>
     </w:p>
@@ -1007,7 +1614,35 @@
         <w:rPr>
           <w:rFonts w:hint="eastAsia"/>
         </w:rPr>
-        <w:t>RNDIS协议，交叉编译工具链以及path路径配置和依赖安装，内核源码配置以及重新加载具体cpu指令集配置。要和tf卡里面烧录的内核以及配置相同。版本魔术校验概念。</w:t>
+        <w:t>RNDIS协议，交叉编译工具链以及path路径配置和依赖安装，内核源码配置以及重新加载具体</w:t>
+      </w:r>
+      <w:proofErr w:type="spellStart"/>
+      <w:r>
+        <w:rPr>
+          <w:rFonts w:hint="eastAsia"/>
+        </w:rPr>
+        <w:t>cpu</w:t>
+      </w:r>
+      <w:proofErr w:type="spellEnd"/>
+      <w:r>
+        <w:rPr>
+          <w:rFonts w:hint="eastAsia"/>
+        </w:rPr>
+        <w:t>指令集配置。要和</w:t>
+      </w:r>
+      <w:proofErr w:type="spellStart"/>
+      <w:r>
+        <w:rPr>
+          <w:rFonts w:hint="eastAsia"/>
+        </w:rPr>
+        <w:t>tf</w:t>
+      </w:r>
+      <w:proofErr w:type="spellEnd"/>
+      <w:r>
+        <w:rPr>
+          <w:rFonts w:hint="eastAsia"/>
+        </w:rPr>
+        <w:t>卡里面烧录的内核以及配置相同。版本魔术校验概念。</w:t>
       </w:r>
     </w:p>
     <w:p>
@@ -1036,7 +1671,7 @@
           <v:shape id="_x0000_i1039" type="#_x0000_t75" style="width:76.2pt;height:52.8pt" o:ole="">
             <v:imagedata r:id="rId32" o:title=""/>
           </v:shape>
-          <o:OLEObject Type="Embed" ProgID="Package" ShapeID="_x0000_i1039" DrawAspect="Icon" ObjectID="_1842936680" r:id="rId33"/>
+          <o:OLEObject Type="Embed" ProgID="Package" ShapeID="_x0000_i1039" DrawAspect="Icon" ObjectID="_1843835546" r:id="rId33"/>
         </w:object>
       </w:r>
       <w:r>
@@ -1049,7 +1684,7 @@
           <v:shape id="_x0000_i1040" type="#_x0000_t75" style="width:76.2pt;height:52.8pt" o:ole="">
             <v:imagedata r:id="rId34" o:title=""/>
           </v:shape>
-          <o:OLEObject Type="Embed" ProgID="Package" ShapeID="_x0000_i1040" DrawAspect="Icon" ObjectID="_1842936681" r:id="rId35"/>
+          <o:OLEObject Type="Embed" ProgID="Package" ShapeID="_x0000_i1040" DrawAspect="Icon" ObjectID="_1843835547" r:id="rId35"/>
         </w:object>
       </w:r>
     </w:p>
@@ -1074,7 +1709,23 @@
           <w:b/>
           <w:bCs/>
         </w:rPr>
-        <w:t>TF卡烧录的出厂镜像，里面包含厂商提前编译好的完整内核本体 + 内核运行配置（固定关闭SMP、开启Thumb2、ARMv7架构）。我在虚拟机Ubuntu里，必须使用**同版本、同配置的内核源码，搭配原厂适配的ARM交叉编译工具链，编译出ko驱动模块，才能放到开发板内核中正常加载运行。</w:t>
+        <w:t>TF</w:t>
+      </w:r>
+      <w:proofErr w:type="gramStart"/>
+      <w:r>
+        <w:rPr>
+          <w:b/>
+          <w:bCs/>
+        </w:rPr>
+        <w:t>卡烧录</w:t>
+      </w:r>
+      <w:proofErr w:type="gramEnd"/>
+      <w:r>
+        <w:rPr>
+          <w:b/>
+          <w:bCs/>
+        </w:rPr>
+        <w:t>的出厂镜像，里面包含厂商提前编译好的完整内核本体 + 内核运行配置（固定关闭SMP、开启Thumb2、ARMv7架构）。我在虚拟机Ubuntu里，必须使用**同版本、同配置的内核源码，搭配原厂适配的ARM交叉编译工具链，编译出ko驱动模块，才能放到开发板内核中正常加载运行。</w:t>
       </w:r>
     </w:p>
     <w:p>
@@ -1091,23 +1742,103 @@
           <w:bCs/>
         </w:rPr>
         <w:lastRenderedPageBreak/>
-        <w:t>交叉编译工具链需要解压到 `/opt` 第三方工具目录，配置写入PATH环境变量实现全局调用；工具链本身只是「ARM架构翻译器」，负责把C源码翻译成板子能听懂的ARM机器码，且工具链运行依赖Ubuntu本地x86系统依赖（flex、bison、gmp、mpc等），必须通过apt安装补齐，否则编译流程无法启动。</w:t>
-      </w:r>
-    </w:p>
-    <w:p>
-      <w:pPr>
-        <w:rPr>
-          <w:rFonts w:hint="eastAsia"/>
-          <w:b/>
-          <w:bCs/>
-        </w:rPr>
-      </w:pPr>
-      <w:r>
-        <w:rPr>
-          <w:b/>
-          <w:bCs/>
-        </w:rPr>
-        <w:t>修改内核顶层.config的SMP、Thumb2、架构配置后，必须执行 make modules_prepare 刷新内核编译环境**，更新内核头文件、编译规则、版本魔术指纹，最后再执行make编译驱动，才能通过内核校验。</w:t>
+        <w:t>交叉编译工具</w:t>
+      </w:r>
+      <w:proofErr w:type="gramStart"/>
+      <w:r>
+        <w:rPr>
+          <w:b/>
+          <w:bCs/>
+        </w:rPr>
+        <w:t>链需要</w:t>
+      </w:r>
+      <w:proofErr w:type="gramEnd"/>
+      <w:r>
+        <w:rPr>
+          <w:b/>
+          <w:bCs/>
+        </w:rPr>
+        <w:t>解压到 `/opt` 第三方工具目录，配置写入PATH环境变量实现全局调用；工具链本身只是「ARM架构翻译器」，负责把C源码翻译成板子能听懂的ARM机器码，</w:t>
+      </w:r>
+      <w:proofErr w:type="gramStart"/>
+      <w:r>
+        <w:rPr>
+          <w:b/>
+          <w:bCs/>
+        </w:rPr>
+        <w:t>且工具链运行</w:t>
+      </w:r>
+      <w:proofErr w:type="gramEnd"/>
+      <w:r>
+        <w:rPr>
+          <w:b/>
+          <w:bCs/>
+        </w:rPr>
+        <w:t>依赖Ubuntu本地x86系统依赖（flex、bison、</w:t>
+      </w:r>
+      <w:proofErr w:type="spellStart"/>
+      <w:r>
+        <w:rPr>
+          <w:b/>
+          <w:bCs/>
+        </w:rPr>
+        <w:t>gmp</w:t>
+      </w:r>
+      <w:proofErr w:type="spellEnd"/>
+      <w:r>
+        <w:rPr>
+          <w:b/>
+          <w:bCs/>
+        </w:rPr>
+        <w:t>、</w:t>
+      </w:r>
+      <w:proofErr w:type="spellStart"/>
+      <w:r>
+        <w:rPr>
+          <w:b/>
+          <w:bCs/>
+        </w:rPr>
+        <w:t>mpc</w:t>
+      </w:r>
+      <w:proofErr w:type="spellEnd"/>
+      <w:r>
+        <w:rPr>
+          <w:b/>
+          <w:bCs/>
+        </w:rPr>
+        <w:t>等），必须通过apt安装补齐，否则编译流程无法启动。</w:t>
+      </w:r>
+    </w:p>
+    <w:p>
+      <w:pPr>
+        <w:rPr>
+          <w:rFonts w:hint="eastAsia"/>
+          <w:b/>
+          <w:bCs/>
+        </w:rPr>
+      </w:pPr>
+      <w:r>
+        <w:rPr>
+          <w:b/>
+          <w:bCs/>
+        </w:rPr>
+        <w:t xml:space="preserve">修改内核顶层.config的SMP、Thumb2、架构配置后，必须执行 make </w:t>
+      </w:r>
+      <w:proofErr w:type="spellStart"/>
+      <w:r>
+        <w:rPr>
+          <w:b/>
+          <w:bCs/>
+        </w:rPr>
+        <w:t>modules_prepare</w:t>
+      </w:r>
+      <w:proofErr w:type="spellEnd"/>
+      <w:r>
+        <w:rPr>
+          <w:b/>
+          <w:bCs/>
+        </w:rPr>
+        <w:t xml:space="preserve"> 刷新内核编译环境**，更新内核头文件、编译规则、版本魔术指纹，最后再执行make编译驱动，才能通过内核校验。</w:t>
       </w:r>
     </w:p>
     <w:p>
@@ -1195,7 +1926,21 @@
         <w:rPr>
           <w:rFonts w:hint="eastAsia"/>
         </w:rPr>
-        <w:t>，自定义节点，根节点范围，跟自己板子对应的dts文件名字要一样。</w:t>
+        <w:t>，自定义节点，根节点范围，跟自己板子对应的</w:t>
+      </w:r>
+      <w:proofErr w:type="spellStart"/>
+      <w:r>
+        <w:rPr>
+          <w:rFonts w:hint="eastAsia"/>
+        </w:rPr>
+        <w:t>dts</w:t>
+      </w:r>
+      <w:proofErr w:type="spellEnd"/>
+      <w:r>
+        <w:rPr>
+          <w:rFonts w:hint="eastAsia"/>
+        </w:rPr>
+        <w:t>文件名字要一样。</w:t>
       </w:r>
     </w:p>
     <w:p>
@@ -1224,7 +1969,7 @@
           <v:shape id="_x0000_i1041" type="#_x0000_t75" style="width:76.2pt;height:52.8pt" o:ole="">
             <v:imagedata r:id="rId36" o:title=""/>
           </v:shape>
-          <o:OLEObject Type="Embed" ProgID="Package" ShapeID="_x0000_i1041" DrawAspect="Icon" ObjectID="_1842936682" r:id="rId37"/>
+          <o:OLEObject Type="Embed" ProgID="Package" ShapeID="_x0000_i1041" DrawAspect="Icon" ObjectID="_1843835548" r:id="rId37"/>
         </w:object>
       </w:r>
       <w:r>
@@ -1237,7 +1982,7 @@
           <v:shape id="_x0000_i1042" type="#_x0000_t75" style="width:76.2pt;height:52.8pt" o:ole="">
             <v:imagedata r:id="rId38" o:title=""/>
           </v:shape>
-          <o:OLEObject Type="Embed" ProgID="Package" ShapeID="_x0000_i1042" DrawAspect="Icon" ObjectID="_1842936683" r:id="rId39"/>
+          <o:OLEObject Type="Embed" ProgID="Package" ShapeID="_x0000_i1042" DrawAspect="Icon" ObjectID="_1843835549" r:id="rId39"/>
         </w:object>
       </w:r>
     </w:p>
@@ -1263,22 +2008,128 @@
           <w:b/>
           <w:bCs/>
         </w:rPr>
-        <w:t>刚才就是踩了几个坑，第一个是&amp;号，自定义节点不能加，然后就是要把自定义节点写在根节点的大括号里面，不能写在外面（是叫根节点吗）然后就是makefile里面要加上自己设备（查看自己板子的命令是什么？）这个板子要用./build.sh kernel命令在源码目录中使用，那样会删除掉config但是会把新的设备树烧录到boot.img里面，我要重新烧录tf卡上电才能刷新设备树</w:t>
-      </w:r>
-      <w:r>
-        <w:rPr>
-          <w:rFonts w:hint="eastAsia"/>
-          <w:b/>
-          <w:bCs/>
-        </w:rPr>
-        <w:t>因为设备树文集和boot镜像是绑定在一起的</w:t>
-      </w:r>
-      <w:r>
-        <w:rPr>
-          <w:b/>
-          <w:bCs/>
-        </w:rPr>
-        <w:t>。那我要编译驱动的时候config没了我每次都要重新生成并改变smp和thumb2是不是太麻烦了我能把已经能用的config存起来，每次更新设备树之后执行./build.sh kernel后我就把config拖进来，然后重新编译内核</w:t>
+        <w:t>刚才就是踩了几个坑，第一个是&amp;号，自定义节点不能加，然后就是要把自定义节点写在根节点的大括号里面，不能写在外面（是叫根节点吗）然后就是</w:t>
+      </w:r>
+      <w:proofErr w:type="spellStart"/>
+      <w:r>
+        <w:rPr>
+          <w:b/>
+          <w:bCs/>
+        </w:rPr>
+        <w:t>makefile</w:t>
+      </w:r>
+      <w:proofErr w:type="spellEnd"/>
+      <w:r>
+        <w:rPr>
+          <w:b/>
+          <w:bCs/>
+        </w:rPr>
+        <w:t>里面要加上自己设备（查看自己板子的命令是什么？）这个板子要用./build.sh kernel命令在源码目录中使用，那样会删除掉config但是会把新的</w:t>
+      </w:r>
+      <w:proofErr w:type="gramStart"/>
+      <w:r>
+        <w:rPr>
+          <w:b/>
+          <w:bCs/>
+        </w:rPr>
+        <w:t>设备树烧录到</w:t>
+      </w:r>
+      <w:proofErr w:type="spellStart"/>
+      <w:proofErr w:type="gramEnd"/>
+      <w:r>
+        <w:rPr>
+          <w:b/>
+          <w:bCs/>
+        </w:rPr>
+        <w:t>boot.img</w:t>
+      </w:r>
+      <w:proofErr w:type="spellEnd"/>
+      <w:r>
+        <w:rPr>
+          <w:b/>
+          <w:bCs/>
+        </w:rPr>
+        <w:t>里面，我要重新烧录</w:t>
+      </w:r>
+      <w:proofErr w:type="spellStart"/>
+      <w:r>
+        <w:rPr>
+          <w:b/>
+          <w:bCs/>
+        </w:rPr>
+        <w:t>tf</w:t>
+      </w:r>
+      <w:proofErr w:type="spellEnd"/>
+      <w:r>
+        <w:rPr>
+          <w:b/>
+          <w:bCs/>
+        </w:rPr>
+        <w:t>卡上</w:t>
+      </w:r>
+      <w:proofErr w:type="gramStart"/>
+      <w:r>
+        <w:rPr>
+          <w:b/>
+          <w:bCs/>
+        </w:rPr>
+        <w:t>电才能</w:t>
+      </w:r>
+      <w:proofErr w:type="gramEnd"/>
+      <w:r>
+        <w:rPr>
+          <w:b/>
+          <w:bCs/>
+        </w:rPr>
+        <w:t>刷新设备</w:t>
+      </w:r>
+      <w:proofErr w:type="gramStart"/>
+      <w:r>
+        <w:rPr>
+          <w:b/>
+          <w:bCs/>
+        </w:rPr>
+        <w:t>树</w:t>
+      </w:r>
+      <w:r>
+        <w:rPr>
+          <w:rFonts w:hint="eastAsia"/>
+          <w:b/>
+          <w:bCs/>
+        </w:rPr>
+        <w:t>因为</w:t>
+      </w:r>
+      <w:proofErr w:type="gramEnd"/>
+      <w:r>
+        <w:rPr>
+          <w:rFonts w:hint="eastAsia"/>
+          <w:b/>
+          <w:bCs/>
+        </w:rPr>
+        <w:t>设备树文集和boot镜像是绑定在一起的</w:t>
+      </w:r>
+      <w:r>
+        <w:rPr>
+          <w:b/>
+          <w:bCs/>
+        </w:rPr>
+        <w:t>。那我要编译驱动的时候config没了我每次都要重新生成并改变</w:t>
+      </w:r>
+      <w:proofErr w:type="spellStart"/>
+      <w:r>
+        <w:rPr>
+          <w:b/>
+          <w:bCs/>
+        </w:rPr>
+        <w:t>smp</w:t>
+      </w:r>
+      <w:proofErr w:type="spellEnd"/>
+      <w:r>
+        <w:rPr>
+          <w:b/>
+          <w:bCs/>
+        </w:rPr>
+        <w:t>和thumb2是不是太麻烦了我能把已经能用的config存起来，每次更新设备树之后执行./build.sh kernel后我就把config拖进来，然后重新编译内核</w:t>
       </w:r>
     </w:p>
     <w:bookmarkEnd w:id="0"/>
@@ -1333,6 +2184,11 @@
       </w:r>
     </w:p>
     <w:p>
+      <w:pPr>
+        <w:rPr>
+          <w:rFonts w:hint="eastAsia"/>
+        </w:rPr>
+      </w:pPr>
       <w:r>
         <w:rPr>
           <w:rFonts w:hint="eastAsia"/>
@@ -1341,11 +2197,33 @@
         </w:rPr>
         <w:t>内容：</w:t>
       </w:r>
-      <w:r>
-        <w:rPr>
-          <w:rFonts w:hint="eastAsia"/>
-        </w:rPr>
-        <w:t>platform_driver,file_oparetion应用层入口以及联系，dts自定义节点参数含义</w:t>
+      <w:proofErr w:type="spellStart"/>
+      <w:r>
+        <w:rPr>
+          <w:rFonts w:hint="eastAsia"/>
+        </w:rPr>
+        <w:t>platform_driver,file_oparetion</w:t>
+      </w:r>
+      <w:proofErr w:type="spellEnd"/>
+      <w:r>
+        <w:rPr>
+          <w:rFonts w:hint="eastAsia"/>
+        </w:rPr>
+        <w:t>应用层入口以及联系，</w:t>
+      </w:r>
+      <w:proofErr w:type="spellStart"/>
+      <w:r>
+        <w:rPr>
+          <w:rFonts w:hint="eastAsia"/>
+        </w:rPr>
+        <w:t>dts</w:t>
+      </w:r>
+      <w:proofErr w:type="spellEnd"/>
+      <w:r>
+        <w:rPr>
+          <w:rFonts w:hint="eastAsia"/>
+        </w:rPr>
+        <w:t>自定义节点参数含义</w:t>
       </w:r>
     </w:p>
     <w:p>
@@ -1381,13 +2259,14 @@
           <v:shape id="_x0000_i1043" type="#_x0000_t75" style="width:76.2pt;height:52.8pt" o:ole="">
             <v:imagedata r:id="rId40" o:title=""/>
           </v:shape>
-          <o:OLEObject Type="Embed" ProgID="Package" ShapeID="_x0000_i1043" DrawAspect="Icon" ObjectID="_1842936684" r:id="rId41"/>
+          <o:OLEObject Type="Embed" ProgID="Package" ShapeID="_x0000_i1043" DrawAspect="Icon" ObjectID="_1843835550" r:id="rId41"/>
         </w:object>
       </w:r>
     </w:p>
     <w:p>
       <w:pPr>
         <w:rPr>
+          <w:rFonts w:hint="eastAsia"/>
           <w:b/>
           <w:bCs/>
         </w:rPr>
@@ -1405,30 +2284,176 @@
           <w:b/>
           <w:bCs/>
         </w:rPr>
-        <w:t>应用层我们用的那些工业支持库，比如libmodbus、SocketCAN、mosquitto这些，实际上里面封装的都是write()、read()、open()等这些驱动留给应用的指定入口函数。而驱动里面写的file_operations，就是将指定入口函数和驱动里面真正实现底层功能的驱动函数联系起来。应用层要找的驱动，不仅仅需要内核入口，还需要名号，所以我们写驱动的时候还要给我们的设备驱动整上自动分配设备号以及自动创建设备节点，那样应用层下来VFS才知道他要找哪个驱动。</w:t>
-      </w:r>
-    </w:p>
-    <w:p>
-      <w:pPr>
-        <w:rPr>
-          <w:b/>
-          <w:bCs/>
-        </w:rPr>
-      </w:pPr>
-    </w:p>
-    <w:p>
-      <w:pPr>
-        <w:rPr>
-          <w:b/>
-          <w:bCs/>
-        </w:rPr>
-      </w:pPr>
-      <w:r>
-        <w:rPr>
-          <w:b/>
-          <w:bCs/>
-        </w:rPr>
-        <w:t>而要开发驱动，得先在对应的dts文件里加入自定义硬件描述，里面的属性例如gpio-active-xxx这些都是内核规定好的。然后在驱动文件里面创建匹配表，通过MODULE_DEVICE_TABLE把这个匹配表导出到内核模块的符号表里，这样内核在加载模块时就能读到这个表，然后去设备树里扫描有没有节点的compatible能和它匹配得上。匹配成功后，内核会把设备树节点信息封装在platform_device里，传给probe函数。我们在probe里通过pdev拿到设备树里规定的硬件属性，去实现硬件的初始化和功能。对比</w:t>
+        <w:t>应用层我们用的那些工业支持库，比如</w:t>
+      </w:r>
+      <w:proofErr w:type="spellStart"/>
+      <w:r>
+        <w:rPr>
+          <w:b/>
+          <w:bCs/>
+        </w:rPr>
+        <w:t>libmodbus</w:t>
+      </w:r>
+      <w:proofErr w:type="spellEnd"/>
+      <w:r>
+        <w:rPr>
+          <w:b/>
+          <w:bCs/>
+        </w:rPr>
+        <w:t>、</w:t>
+      </w:r>
+      <w:proofErr w:type="spellStart"/>
+      <w:r>
+        <w:rPr>
+          <w:b/>
+          <w:bCs/>
+        </w:rPr>
+        <w:t>SocketCAN</w:t>
+      </w:r>
+      <w:proofErr w:type="spellEnd"/>
+      <w:r>
+        <w:rPr>
+          <w:b/>
+          <w:bCs/>
+        </w:rPr>
+        <w:t>、</w:t>
+      </w:r>
+      <w:proofErr w:type="spellStart"/>
+      <w:r>
+        <w:rPr>
+          <w:b/>
+          <w:bCs/>
+        </w:rPr>
+        <w:t>mosquitto</w:t>
+      </w:r>
+      <w:proofErr w:type="spellEnd"/>
+      <w:r>
+        <w:rPr>
+          <w:b/>
+          <w:bCs/>
+        </w:rPr>
+        <w:t>这些，实际上里面封装的都是write()、read()、open()等这些驱动留给应用的指定入口函数。而驱动里面写的</w:t>
+      </w:r>
+      <w:proofErr w:type="spellStart"/>
+      <w:r>
+        <w:rPr>
+          <w:b/>
+          <w:bCs/>
+        </w:rPr>
+        <w:t>file_operations</w:t>
+      </w:r>
+      <w:proofErr w:type="spellEnd"/>
+      <w:r>
+        <w:rPr>
+          <w:b/>
+          <w:bCs/>
+        </w:rPr>
+        <w:t>，就是将指定入口函数和驱动里面真正实现底层功能的驱动函数联系起来。应用层要找的驱动，不仅仅需要内核入口，还需要名号，所以我们写驱动的时候还要给我们的设备驱动整上自动分配设备号以及自动创建设备节点，那样应用层下来VFS才知道他要找哪个驱动。</w:t>
+      </w:r>
+    </w:p>
+    <w:p>
+      <w:pPr>
+        <w:rPr>
+          <w:rFonts w:hint="eastAsia"/>
+          <w:b/>
+          <w:bCs/>
+        </w:rPr>
+      </w:pPr>
+    </w:p>
+    <w:p>
+      <w:pPr>
+        <w:rPr>
+          <w:rFonts w:hint="eastAsia"/>
+          <w:b/>
+          <w:bCs/>
+        </w:rPr>
+      </w:pPr>
+      <w:r>
+        <w:rPr>
+          <w:b/>
+          <w:bCs/>
+        </w:rPr>
+        <w:t>而要开发驱动，得先在对应的</w:t>
+      </w:r>
+      <w:proofErr w:type="spellStart"/>
+      <w:r>
+        <w:rPr>
+          <w:b/>
+          <w:bCs/>
+        </w:rPr>
+        <w:t>dts</w:t>
+      </w:r>
+      <w:proofErr w:type="spellEnd"/>
+      <w:r>
+        <w:rPr>
+          <w:b/>
+          <w:bCs/>
+        </w:rPr>
+        <w:t>文件里加入自定义硬件描述，里面的属性例如</w:t>
+      </w:r>
+      <w:proofErr w:type="spellStart"/>
+      <w:r>
+        <w:rPr>
+          <w:b/>
+          <w:bCs/>
+        </w:rPr>
+        <w:t>gpio</w:t>
+      </w:r>
+      <w:proofErr w:type="spellEnd"/>
+      <w:r>
+        <w:rPr>
+          <w:b/>
+          <w:bCs/>
+        </w:rPr>
+        <w:t>-active-xxx这些都是内核规定好的。然后在驱动文件里面创建匹配表，通过MODULE_DEVICE_TABLE把这个匹配表导出到内核模块的符号表里，这样内核在加载模块时就能读到这个表，然后</w:t>
+      </w:r>
+      <w:proofErr w:type="gramStart"/>
+      <w:r>
+        <w:rPr>
+          <w:b/>
+          <w:bCs/>
+        </w:rPr>
+        <w:t>去设备</w:t>
+      </w:r>
+      <w:proofErr w:type="gramEnd"/>
+      <w:r>
+        <w:rPr>
+          <w:b/>
+          <w:bCs/>
+        </w:rPr>
+        <w:t>树里扫描有没有节点的compatible能和它匹配得上。匹配成功后，内核会把设备树节点信息封装在</w:t>
+      </w:r>
+      <w:proofErr w:type="spellStart"/>
+      <w:r>
+        <w:rPr>
+          <w:b/>
+          <w:bCs/>
+        </w:rPr>
+        <w:t>platform_device</w:t>
+      </w:r>
+      <w:proofErr w:type="spellEnd"/>
+      <w:r>
+        <w:rPr>
+          <w:b/>
+          <w:bCs/>
+        </w:rPr>
+        <w:t>里，传给probe函数。我们在probe里通过</w:t>
+      </w:r>
+      <w:proofErr w:type="spellStart"/>
+      <w:r>
+        <w:rPr>
+          <w:b/>
+          <w:bCs/>
+        </w:rPr>
+        <w:t>pdev</w:t>
+      </w:r>
+      <w:proofErr w:type="spellEnd"/>
+      <w:r>
+        <w:rPr>
+          <w:b/>
+          <w:bCs/>
+        </w:rPr>
+        <w:t>拿到设备树里规定的硬件属性，去实现硬件的初始化和功能。对比</w:t>
       </w:r>
       <w:r>
         <w:rPr>
@@ -1471,7 +2496,31 @@
           <w:b/>
           <w:bCs/>
         </w:rPr>
-        <w:t>2026.6.8  day1</w:t>
+        <w:t>2026.6.</w:t>
+      </w:r>
+      <w:r>
+        <w:rPr>
+          <w:rFonts w:hint="eastAsia"/>
+          <w:b/>
+          <w:bCs/>
+        </w:rPr>
+        <w:t>20~24</w:t>
+      </w:r>
+      <w:r>
+        <w:rPr>
+          <w:rFonts w:hint="eastAsia"/>
+          <w:b/>
+          <w:bCs/>
+        </w:rPr>
+        <w:t xml:space="preserve">  day</w:t>
+      </w:r>
+      <w:r>
+        <w:rPr>
+          <w:rFonts w:hint="eastAsia"/>
+          <w:b/>
+          <w:bCs/>
+        </w:rPr>
+        <w:t>11</w:t>
       </w:r>
     </w:p>
     <w:p>
@@ -1490,6 +2539,14 @@
         </w:rPr>
         <w:t>内容：</w:t>
       </w:r>
+      <w:r>
+        <w:rPr>
+          <w:rFonts w:hint="eastAsia"/>
+          <w:b/>
+          <w:bCs/>
+        </w:rPr>
+        <w:t>驱动开发的基本流程和框架以及实测用手上 的bmp280成功跑通bmp280 i2c驱动</w:t>
+      </w:r>
     </w:p>
     <w:p>
       <w:pPr>
@@ -1507,11 +2564,36 @@
         </w:rPr>
         <w:t>收获：</w:t>
       </w:r>
-    </w:p>
-    <w:p>
-      <w:pPr>
-        <w:rPr>
-          <w:rFonts w:hint="eastAsia"/>
+      <w:r>
+        <w:rPr>
+          <w:rFonts w:hint="eastAsia"/>
+          <w:b/>
+          <w:bCs/>
+        </w:rPr>
+        <w:object w:dxaOrig="1520" w:dyaOrig="1057" w14:anchorId="59AACAC6">
+          <v:shape id="_x0000_i1044" type="#_x0000_t75" style="width:76.2pt;height:52.8pt" o:ole="">
+            <v:imagedata r:id="rId42" o:title=""/>
+          </v:shape>
+          <o:OLEObject Type="Embed" ProgID="Package" ShapeID="_x0000_i1044" DrawAspect="Icon" ObjectID="_1843835551" r:id="rId43"/>
+        </w:object>
+      </w:r>
+      <w:r>
+        <w:rPr>
+          <w:rFonts w:hint="eastAsia"/>
+          <w:b/>
+          <w:bCs/>
+        </w:rPr>
+        <w:object w:dxaOrig="1520" w:dyaOrig="1057" w14:anchorId="04EE9705">
+          <v:shape id="_x0000_i1045" type="#_x0000_t75" style="width:76.2pt;height:52.8pt" o:ole="">
+            <v:imagedata r:id="rId44" o:title=""/>
+          </v:shape>
+          <o:OLEObject Type="Embed" ProgID="Package" ShapeID="_x0000_i1045" DrawAspect="Icon" ObjectID="_1843835552" r:id="rId45"/>
+        </w:object>
+      </w:r>
+    </w:p>
+    <w:p>
+      <w:pPr>
+        <w:rPr>
           <w:b/>
           <w:bCs/>
         </w:rPr>
@@ -1524,6 +2606,70 @@
         </w:rPr>
         <w:t>总结：</w:t>
       </w:r>
+      <w:r>
+        <w:rPr>
+          <w:b/>
+          <w:bCs/>
+        </w:rPr>
+        <w:t>这次整个BMP280驱动开发调试流程下来，整体思路就是先硬件后设备树、再写驱动、最后搭配应用层测试，中间遇到的所有问题也都是嵌入式Linux驱动开发里最常见的经典坑。首先我们先通过STM32板子确认好了BMP280的真实I2C从机地址是0x77，避免了硬件地址写错的低级问题，之后重点踩了设备树的坑，一开始选错了设备树文件导致修改不生效，后面换成板子真正对应的</w:t>
+      </w:r>
+      <w:proofErr w:type="spellStart"/>
+      <w:r>
+        <w:rPr>
+          <w:b/>
+          <w:bCs/>
+        </w:rPr>
+        <w:t>lubancat</w:t>
+      </w:r>
+      <w:proofErr w:type="spellEnd"/>
+      <w:r>
+        <w:rPr>
+          <w:b/>
+          <w:bCs/>
+        </w:rPr>
+        <w:t>设备树文件、正确挂载I2C2总线节点后，设备树配置才算完全没问题。接着驱动编译报错不是逻辑问题，纯粹是高版本内核要求函数签名必须规范，open和probe函数参数少写了参数导致类型不匹配，改完标准函数原型就顺利解决了。然后内核编译频繁报源码树不清洁，是多次编译残留的缓存文件导致的，用</w:t>
+      </w:r>
+      <w:proofErr w:type="spellStart"/>
+      <w:r>
+        <w:rPr>
+          <w:b/>
+          <w:bCs/>
+        </w:rPr>
+        <w:t>mrproper</w:t>
+      </w:r>
+      <w:proofErr w:type="spellEnd"/>
+      <w:r>
+        <w:rPr>
+          <w:b/>
+          <w:bCs/>
+        </w:rPr>
+        <w:t>清理干净再恢复内核必要配置，就彻底解决了编译报错，也摸清了RV1106内核反复编译的固定操作流程。全量编译时的root权限报错是</w:t>
+      </w:r>
+      <w:proofErr w:type="spellStart"/>
+      <w:r>
+        <w:rPr>
+          <w:b/>
+          <w:bCs/>
+        </w:rPr>
+        <w:t>buildroot</w:t>
+      </w:r>
+      <w:proofErr w:type="spellEnd"/>
+      <w:r>
+        <w:rPr>
+          <w:b/>
+          <w:bCs/>
+        </w:rPr>
+        <w:t>的安全机制限制，只要提前设置环境变量就能正常编译，不用切换用户特别方便。另外单独编译内核会覆盖USB的RNDIS网络配置，每次操作完手动改回外设模式重启，就能恢复电脑和板子的SSH连接，保证调试不中断。应用层这边也摸清了核心区别，内核能用的u32类型在用户层不识别，必须换成标准的u_int32_t，最后编译出来的程序放在板子上只需要赋予可执行权限就能正常运行。整体一套流程走下来，彻底搞懂了设备树匹配、内核驱动编译规范、内核和用户层的语法差异、SDK编译的各种限制和副作用，也完整跑通了设备树配置、内核驱动编译、应用层交叉编译、板端运行测试的全链路，从硬件验证到底层驱动再到上层应用的闭环开发流程全部吃透，所有报错都是环境、语法、配置规范问题，没有复杂逻辑bug，全部都是后续开发可以直接复用的标准操作和避坑经验。</w:t>
+      </w:r>
+    </w:p>
+    <w:p>
+      <w:pPr>
+        <w:rPr>
+          <w:rFonts w:hint="eastAsia"/>
+          <w:b/>
+          <w:bCs/>
+        </w:rPr>
+      </w:pPr>
     </w:p>
     <w:p>
       <w:pPr>
